--- a/Cahier des charges covoiturage.docx
+++ b/Cahier des charges covoiturage.docx
@@ -99,6 +99,9 @@
           <w:numId w:val="12"/>
         </w:numPr>
         <w:spacing w:after="160" w:line="259" w:lineRule="auto"/>
+        <w:rPr>
+          <w:lang w:val="fr-FR"/>
+        </w:rPr>
       </w:pPr>
       <w:r>
         <w:rPr>
@@ -227,16 +230,10 @@
       </w:r>
     </w:p>
     <w:p>
-      <w:pPr>
-        <w:rPr>
-          <w:lang/>
-        </w:rPr>
-      </w:pPr>
       <w:r>
         <w:rPr>
           <w:b/>
           <w:bCs/>
-          <w:lang/>
         </w:rPr>
         <w:t>Inclus :</w:t>
       </w:r>
@@ -248,12 +245,12 @@
           <w:numId w:val="10"/>
         </w:numPr>
         <w:rPr>
-          <w:lang/>
-        </w:rPr>
-      </w:pPr>
-      <w:r>
-        <w:rPr>
-          <w:lang/>
+          <w:lang w:val="fr-FR"/>
+        </w:rPr>
+      </w:pPr>
+      <w:r>
+        <w:rPr>
+          <w:lang w:val="fr-FR"/>
         </w:rPr>
         <w:t>Développement d’une application web et mobile</w:t>
       </w:r>
@@ -265,12 +262,12 @@
           <w:numId w:val="10"/>
         </w:numPr>
         <w:rPr>
-          <w:lang/>
-        </w:rPr>
-      </w:pPr>
-      <w:r>
-        <w:rPr>
-          <w:lang/>
+          <w:lang w:val="fr-FR"/>
+        </w:rPr>
+      </w:pPr>
+      <w:r>
+        <w:rPr>
+          <w:lang w:val="fr-FR"/>
         </w:rPr>
         <w:t>Gestion des utilisateurs (conducteurs, passagers, administrateurs)</w:t>
       </w:r>
@@ -281,14 +278,8 @@
           <w:ilvl w:val="0"/>
           <w:numId w:val="10"/>
         </w:numPr>
-        <w:rPr>
-          <w:lang/>
-        </w:rPr>
-      </w:pPr>
-      <w:r>
-        <w:rPr>
-          <w:lang/>
-        </w:rPr>
+      </w:pPr>
+      <w:r>
         <w:t>Gestion et recherche de trajets</w:t>
       </w:r>
     </w:p>
@@ -299,12 +290,12 @@
           <w:numId w:val="10"/>
         </w:numPr>
         <w:rPr>
-          <w:lang/>
-        </w:rPr>
-      </w:pPr>
-      <w:r>
-        <w:rPr>
-          <w:lang/>
+          <w:lang w:val="fr-FR"/>
+        </w:rPr>
+      </w:pPr>
+      <w:r>
+        <w:rPr>
+          <w:lang w:val="fr-FR"/>
         </w:rPr>
         <w:t>Système de réservation et de notifications</w:t>
       </w:r>
@@ -315,28 +306,16 @@
           <w:ilvl w:val="0"/>
           <w:numId w:val="10"/>
         </w:numPr>
-        <w:rPr>
-          <w:lang/>
-        </w:rPr>
-      </w:pPr>
-      <w:r>
-        <w:rPr>
-          <w:lang/>
-        </w:rPr>
+      </w:pPr>
+      <w:r>
         <w:t>Statistiques pour l’administration</w:t>
       </w:r>
     </w:p>
     <w:p>
-      <w:pPr>
-        <w:rPr>
-          <w:lang/>
-        </w:rPr>
-      </w:pPr>
       <w:r>
         <w:rPr>
           <w:b/>
           <w:bCs/>
-          <w:lang/>
         </w:rPr>
         <w:t>Exclus :</w:t>
       </w:r>
@@ -347,14 +326,8 @@
           <w:ilvl w:val="0"/>
           <w:numId w:val="11"/>
         </w:numPr>
-        <w:rPr>
-          <w:lang/>
-        </w:rPr>
-      </w:pPr>
-      <w:r>
-        <w:rPr>
-          <w:lang/>
-        </w:rPr>
+      </w:pPr>
+      <w:r>
         <w:t>Paiement en ligne</w:t>
       </w:r>
     </w:p>
@@ -365,12 +338,12 @@
           <w:numId w:val="11"/>
         </w:numPr>
         <w:rPr>
-          <w:lang/>
-        </w:rPr>
-      </w:pPr>
-      <w:r>
-        <w:rPr>
-          <w:lang/>
+          <w:lang w:val="fr-FR"/>
+        </w:rPr>
+      </w:pPr>
+      <w:r>
+        <w:rPr>
+          <w:lang w:val="fr-FR"/>
         </w:rPr>
         <w:t>Intégration avec des services de transport externes</w:t>
       </w:r>
@@ -382,12 +355,12 @@
           <w:numId w:val="11"/>
         </w:numPr>
         <w:rPr>
-          <w:lang/>
-        </w:rPr>
-      </w:pPr>
-      <w:r>
-        <w:rPr>
-          <w:lang/>
+          <w:lang w:val="fr-FR"/>
+        </w:rPr>
+      </w:pPr>
+      <w:r>
+        <w:rPr>
+          <w:lang w:val="fr-FR"/>
         </w:rPr>
         <w:t>Ouverture à des utilisateurs hors du collège</w:t>
       </w:r>
@@ -422,15 +395,15 @@
     <w:p>
       <w:pPr>
         <w:pStyle w:val="Titre2"/>
-      </w:pPr>
-      <w:r>
-        <w:t xml:space="preserve"> </w:t>
-      </w:r>
-      <w:r>
-        <w:t xml:space="preserve">4. </w:t>
-      </w:r>
-      <w:r>
-        <w:t>Description fonctionnelle</w:t>
+        <w:rPr>
+          <w:lang w:val="fr-FR"/>
+        </w:rPr>
+      </w:pPr>
+      <w:r>
+        <w:rPr>
+          <w:lang w:val="fr-FR"/>
+        </w:rPr>
+        <w:t xml:space="preserve"> 4. Description fonctionnelle</w:t>
       </w:r>
     </w:p>
     <w:p>
@@ -443,7 +416,7 @@
           <w:bCs/>
           <w:sz w:val="24"/>
           <w:szCs w:val="24"/>
-          <w:lang/>
+          <w:lang w:val="fr-FR"/>
         </w:rPr>
       </w:pPr>
       <w:r>
@@ -453,7 +426,7 @@
           <w:bCs/>
           <w:sz w:val="24"/>
           <w:szCs w:val="24"/>
-          <w:lang/>
+          <w:lang w:val="fr-FR"/>
         </w:rPr>
         <w:t>Problématique à résoudre</w:t>
       </w:r>
@@ -473,7 +446,7 @@
           <w:rFonts w:ascii="Times New Roman" w:eastAsia="Times New Roman" w:hAnsi="Times New Roman" w:cs="Times New Roman"/>
           <w:sz w:val="24"/>
           <w:szCs w:val="24"/>
-          <w:lang/>
+          <w:lang w:val="fr-FR"/>
         </w:rPr>
         <w:t>Les membres du collège rencontrent des difficultés à organiser efficacement des trajets partagés vers le campus. Il est nécessaire de disposer d’un outil centralisé, sécurisé et réservé à la communauté afin de faciliter la mise en relation entre conducteurs et passagers.</w:t>
       </w:r>
@@ -495,7 +468,7 @@
           <w:bCs/>
           <w:sz w:val="24"/>
           <w:szCs w:val="24"/>
-          <w:lang/>
+          <w:lang w:val="fr-FR"/>
         </w:rPr>
         <w:t>Utilisateurs cibles</w:t>
       </w:r>
@@ -515,7 +488,7 @@
           <w:rFonts w:ascii="Times New Roman" w:eastAsia="Times New Roman" w:hAnsi="Times New Roman" w:cs="Times New Roman"/>
           <w:sz w:val="24"/>
           <w:szCs w:val="24"/>
-          <w:lang/>
+          <w:lang w:val="fr-FR"/>
         </w:rPr>
         <w:t xml:space="preserve">Conducteur </w:t>
       </w:r>
@@ -533,7 +506,7 @@
           <w:rFonts w:ascii="Times New Roman" w:eastAsia="Times New Roman" w:hAnsi="Times New Roman" w:cs="Times New Roman"/>
           <w:sz w:val="24"/>
           <w:szCs w:val="24"/>
-          <w:lang/>
+          <w:lang w:val="fr-FR"/>
         </w:rPr>
         <w:t>Passager</w:t>
       </w:r>
@@ -551,7 +524,7 @@
           <w:rFonts w:ascii="Times New Roman" w:eastAsia="Times New Roman" w:hAnsi="Times New Roman" w:cs="Times New Roman"/>
           <w:sz w:val="24"/>
           <w:szCs w:val="24"/>
-          <w:lang/>
+          <w:lang w:val="fr-FR"/>
         </w:rPr>
         <w:t xml:space="preserve">Administrateur </w:t>
       </w:r>
@@ -928,14 +901,12 @@
         <w:rPr>
           <w:b/>
           <w:bCs/>
-          <w:lang/>
         </w:rPr>
       </w:pPr>
       <w:r>
         <w:rPr>
           <w:b/>
           <w:bCs/>
-          <w:lang/>
         </w:rPr>
         <w:t>Scénarios d’utilisation</w:t>
       </w:r>
@@ -947,12 +918,12 @@
           <w:numId w:val="14"/>
         </w:numPr>
         <w:rPr>
-          <w:lang/>
-        </w:rPr>
-      </w:pPr>
-      <w:r>
-        <w:rPr>
-          <w:lang/>
+          <w:lang w:val="fr-FR"/>
+        </w:rPr>
+      </w:pPr>
+      <w:r>
+        <w:rPr>
+          <w:lang w:val="fr-FR"/>
         </w:rPr>
         <w:t>Un utilisateur peut créer un compte avec son courriel institutionnel</w:t>
       </w:r>
@@ -964,12 +935,12 @@
           <w:numId w:val="14"/>
         </w:numPr>
         <w:rPr>
-          <w:lang/>
-        </w:rPr>
-      </w:pPr>
-      <w:r>
-        <w:rPr>
-          <w:lang/>
+          <w:lang w:val="fr-FR"/>
+        </w:rPr>
+      </w:pPr>
+      <w:r>
+        <w:rPr>
+          <w:lang w:val="fr-FR"/>
         </w:rPr>
         <w:t>Un conducteur peut proposer un trajet avec un nombre de places limité</w:t>
       </w:r>
@@ -981,12 +952,12 @@
           <w:numId w:val="14"/>
         </w:numPr>
         <w:rPr>
-          <w:lang/>
-        </w:rPr>
-      </w:pPr>
-      <w:r>
-        <w:rPr>
-          <w:lang/>
+          <w:lang w:val="fr-FR"/>
+        </w:rPr>
+      </w:pPr>
+      <w:r>
+        <w:rPr>
+          <w:lang w:val="fr-FR"/>
         </w:rPr>
         <w:t>Un passager peut rechercher un trajet et effectuer une réservation</w:t>
       </w:r>
@@ -998,12 +969,12 @@
           <w:numId w:val="14"/>
         </w:numPr>
         <w:rPr>
-          <w:lang/>
-        </w:rPr>
-      </w:pPr>
-      <w:r>
-        <w:rPr>
-          <w:lang/>
+          <w:lang w:val="fr-FR"/>
+        </w:rPr>
+      </w:pPr>
+      <w:r>
+        <w:rPr>
+          <w:lang w:val="fr-FR"/>
         </w:rPr>
         <w:t>Un administrateur peut consulter les statistiques d’utilisation</w:t>
       </w:r>
@@ -1012,7 +983,7 @@
       <w:pPr>
         <w:pStyle w:val="Titre2"/>
         <w:rPr>
-          <w:lang/>
+          <w:lang w:val="fr-FR"/>
         </w:rPr>
       </w:pPr>
     </w:p>
@@ -1041,14 +1012,14 @@
         <w:rPr>
           <w:b/>
           <w:bCs/>
-          <w:lang/>
+          <w:lang w:val="fr-FR"/>
         </w:rPr>
       </w:pPr>
       <w:r>
         <w:rPr>
           <w:b/>
           <w:bCs/>
-          <w:lang/>
+          <w:lang w:val="fr-FR"/>
         </w:rPr>
         <w:t>1. Inscription et authentification des utilisateurs</w:t>
       </w:r>
@@ -1056,12 +1027,12 @@
     <w:p>
       <w:pPr>
         <w:rPr>
-          <w:lang/>
-        </w:rPr>
-      </w:pPr>
-      <w:r>
-        <w:rPr>
-          <w:lang/>
+          <w:lang w:val="fr-FR"/>
+        </w:rPr>
+      </w:pPr>
+      <w:r>
+        <w:rPr>
+          <w:lang w:val="fr-FR"/>
         </w:rPr>
         <w:t xml:space="preserve">La plateforme doit permettre aux utilisateurs de s’inscrire et de se connecter à l’aide de leur </w:t>
       </w:r>
@@ -1069,27 +1040,19 @@
         <w:rPr>
           <w:b/>
           <w:bCs/>
-          <w:lang/>
+          <w:lang w:val="fr-FR"/>
         </w:rPr>
         <w:t>courriel institutionnel du collège</w:t>
       </w:r>
       <w:r>
         <w:rPr>
-          <w:lang/>
+          <w:lang w:val="fr-FR"/>
         </w:rPr>
         <w:t>, afin de garantir que seuls les membres autorisés de la communauté puissent accéder au système.</w:t>
       </w:r>
     </w:p>
     <w:p>
-      <w:pPr>
-        <w:rPr>
-          <w:lang/>
-        </w:rPr>
-      </w:pPr>
-      <w:r>
-        <w:rPr>
-          <w:lang/>
-        </w:rPr>
+      <w:r>
         <w:t>Le système devra :</w:t>
       </w:r>
     </w:p>
@@ -1100,12 +1063,12 @@
           <w:numId w:val="16"/>
         </w:numPr>
         <w:rPr>
-          <w:lang/>
-        </w:rPr>
-      </w:pPr>
-      <w:r>
-        <w:rPr>
-          <w:lang/>
+          <w:lang w:val="fr-FR"/>
+        </w:rPr>
+      </w:pPr>
+      <w:r>
+        <w:rPr>
+          <w:lang w:val="fr-FR"/>
         </w:rPr>
         <w:lastRenderedPageBreak/>
         <w:t>Vérifier l’unicité de chaque compte utilisateur</w:t>
@@ -1117,14 +1080,8 @@
           <w:ilvl w:val="0"/>
           <w:numId w:val="16"/>
         </w:numPr>
-        <w:rPr>
-          <w:lang/>
-        </w:rPr>
-      </w:pPr>
-      <w:r>
-        <w:rPr>
-          <w:lang/>
-        </w:rPr>
+      </w:pPr>
+      <w:r>
         <w:t>Assurer une authentification sécurisée</w:t>
       </w:r>
     </w:p>
@@ -1135,8 +1092,14 @@
           <w:ilvl w:val="0"/>
           <w:numId w:val="16"/>
         </w:numPr>
-      </w:pPr>
-      <w:r>
+        <w:rPr>
+          <w:lang w:val="fr-FR"/>
+        </w:rPr>
+      </w:pPr>
+      <w:r>
+        <w:rPr>
+          <w:lang w:val="fr-FR"/>
+        </w:rPr>
         <w:t>Permettre la connexion et la déconnexion à tout moment</w:t>
       </w:r>
     </w:p>
@@ -1144,7 +1107,7 @@
       <w:pPr>
         <w:ind w:left="720"/>
         <w:rPr>
-          <w:lang/>
+          <w:lang w:val="fr-FR"/>
         </w:rPr>
       </w:pPr>
     </w:p>
@@ -1153,14 +1116,14 @@
         <w:rPr>
           <w:b/>
           <w:bCs/>
-          <w:lang/>
+          <w:lang w:val="fr-FR"/>
         </w:rPr>
       </w:pPr>
       <w:r>
         <w:rPr>
           <w:b/>
           <w:bCs/>
-          <w:lang/>
+          <w:lang w:val="fr-FR"/>
         </w:rPr>
         <w:t>2. Gestion du profil utilisateur</w:t>
       </w:r>
@@ -1168,12 +1131,12 @@
     <w:p>
       <w:pPr>
         <w:rPr>
-          <w:lang/>
-        </w:rPr>
-      </w:pPr>
-      <w:r>
-        <w:rPr>
-          <w:lang/>
+          <w:lang w:val="fr-FR"/>
+        </w:rPr>
+      </w:pPr>
+      <w:r>
+        <w:rPr>
+          <w:lang w:val="fr-FR"/>
         </w:rPr>
         <w:t>Chaque utilisateur doit pouvoir consulter et gérer son profil personnel. Le profil contiendra les informations nécessaires à l’utilisation du système, telles que :</w:t>
       </w:r>
@@ -1184,14 +1147,8 @@
           <w:ilvl w:val="0"/>
           <w:numId w:val="18"/>
         </w:numPr>
-        <w:rPr>
-          <w:lang/>
-        </w:rPr>
-      </w:pPr>
-      <w:r>
-        <w:rPr>
-          <w:lang/>
-        </w:rPr>
+      </w:pPr>
+      <w:r>
         <w:t>Nom et prénom</w:t>
       </w:r>
     </w:p>
@@ -1201,14 +1158,8 @@
           <w:ilvl w:val="0"/>
           <w:numId w:val="18"/>
         </w:numPr>
-        <w:rPr>
-          <w:lang/>
-        </w:rPr>
-      </w:pPr>
-      <w:r>
-        <w:rPr>
-          <w:lang/>
-        </w:rPr>
+      </w:pPr>
+      <w:r>
         <w:t>Adresse courriel</w:t>
       </w:r>
     </w:p>
@@ -1218,14 +1169,8 @@
           <w:ilvl w:val="0"/>
           <w:numId w:val="18"/>
         </w:numPr>
-        <w:rPr>
-          <w:lang/>
-        </w:rPr>
-      </w:pPr>
-      <w:r>
-        <w:rPr>
-          <w:lang/>
-        </w:rPr>
+      </w:pPr>
+      <w:r>
         <w:t xml:space="preserve">Numéro de téléphone </w:t>
       </w:r>
     </w:p>
@@ -1234,14 +1179,14 @@
         <w:rPr>
           <w:b/>
           <w:bCs/>
-          <w:lang/>
+          <w:lang w:val="fr-FR"/>
         </w:rPr>
       </w:pPr>
       <w:r>
         <w:rPr>
           <w:b/>
           <w:bCs/>
-          <w:lang/>
+          <w:lang w:val="fr-FR"/>
         </w:rPr>
         <w:t>3. Gestion des rôles (conducteur / passager)</w:t>
       </w:r>
@@ -1249,12 +1194,12 @@
     <w:p>
       <w:pPr>
         <w:rPr>
-          <w:lang/>
-        </w:rPr>
-      </w:pPr>
-      <w:r>
-        <w:rPr>
-          <w:lang/>
+          <w:lang w:val="fr-FR"/>
+        </w:rPr>
+      </w:pPr>
+      <w:r>
+        <w:rPr>
+          <w:lang w:val="fr-FR"/>
         </w:rPr>
         <w:t xml:space="preserve">Le système doit permettre à un utilisateur d’agir en tant que </w:t>
       </w:r>
@@ -1262,13 +1207,13 @@
         <w:rPr>
           <w:b/>
           <w:bCs/>
-          <w:lang/>
+          <w:lang w:val="fr-FR"/>
         </w:rPr>
         <w:t>passager</w:t>
       </w:r>
       <w:r>
         <w:rPr>
-          <w:lang/>
+          <w:lang w:val="fr-FR"/>
         </w:rPr>
         <w:t xml:space="preserve">, </w:t>
       </w:r>
@@ -1276,27 +1221,19 @@
         <w:rPr>
           <w:b/>
           <w:bCs/>
-          <w:lang/>
+          <w:lang w:val="fr-FR"/>
         </w:rPr>
         <w:t>conducteur</w:t>
       </w:r>
       <w:r>
         <w:rPr>
-          <w:lang/>
+          <w:lang w:val="fr-FR"/>
         </w:rPr>
         <w:t>, ou les deux, selon ses besoins.</w:t>
       </w:r>
     </w:p>
     <w:p>
-      <w:pPr>
-        <w:rPr>
-          <w:lang/>
-        </w:rPr>
-      </w:pPr>
-      <w:r>
-        <w:rPr>
-          <w:lang/>
-        </w:rPr>
+      <w:r>
         <w:t>Un utilisateur pourra :</w:t>
       </w:r>
     </w:p>
@@ -1307,12 +1244,12 @@
           <w:numId w:val="19"/>
         </w:numPr>
         <w:rPr>
-          <w:lang/>
-        </w:rPr>
-      </w:pPr>
-      <w:r>
-        <w:rPr>
-          <w:lang/>
+          <w:lang w:val="fr-FR"/>
+        </w:rPr>
+      </w:pPr>
+      <w:r>
+        <w:rPr>
+          <w:lang w:val="fr-FR"/>
         </w:rPr>
         <w:t>Activer ou désactiver le mode conducteur</w:t>
       </w:r>
@@ -1324,12 +1261,12 @@
           <w:numId w:val="19"/>
         </w:numPr>
         <w:rPr>
-          <w:lang/>
-        </w:rPr>
-      </w:pPr>
-      <w:r>
-        <w:rPr>
-          <w:lang/>
+          <w:lang w:val="fr-FR"/>
+        </w:rPr>
+      </w:pPr>
+      <w:r>
+        <w:rPr>
+          <w:lang w:val="fr-FR"/>
         </w:rPr>
         <w:t>Accéder aux fonctionnalités correspondant à son rôle</w:t>
       </w:r>
@@ -1346,7 +1283,7 @@
         <w:rPr>
           <w:b/>
           <w:bCs/>
-          <w:lang/>
+          <w:lang w:val="fr-FR"/>
         </w:rPr>
         <w:t xml:space="preserve">4. Création et gestion des trajets </w:t>
       </w:r>
@@ -1354,12 +1291,12 @@
     <w:p>
       <w:pPr>
         <w:rPr>
-          <w:lang/>
-        </w:rPr>
-      </w:pPr>
-      <w:r>
-        <w:rPr>
-          <w:lang/>
+          <w:lang w:val="fr-FR"/>
+        </w:rPr>
+      </w:pPr>
+      <w:r>
+        <w:rPr>
+          <w:lang w:val="fr-FR"/>
         </w:rPr>
         <w:t>Un conducteur doit pouvoir proposer un trajet via la plateforme en précisant les informations essentielles, notamment :</w:t>
       </w:r>
@@ -1370,14 +1307,8 @@
           <w:ilvl w:val="0"/>
           <w:numId w:val="20"/>
         </w:numPr>
-        <w:rPr>
-          <w:lang/>
-        </w:rPr>
-      </w:pPr>
-      <w:r>
-        <w:rPr>
-          <w:lang/>
-        </w:rPr>
+      </w:pPr>
+      <w:r>
         <w:t>Point de départ</w:t>
       </w:r>
     </w:p>
@@ -1387,14 +1318,8 @@
           <w:ilvl w:val="0"/>
           <w:numId w:val="20"/>
         </w:numPr>
-        <w:rPr>
-          <w:lang/>
-        </w:rPr>
-      </w:pPr>
-      <w:r>
-        <w:rPr>
-          <w:lang/>
-        </w:rPr>
+      </w:pPr>
+      <w:r>
         <w:t>Point d’arrivée</w:t>
       </w:r>
     </w:p>
@@ -1404,14 +1329,8 @@
           <w:ilvl w:val="0"/>
           <w:numId w:val="20"/>
         </w:numPr>
-        <w:rPr>
-          <w:lang/>
-        </w:rPr>
-      </w:pPr>
-      <w:r>
-        <w:rPr>
-          <w:lang/>
-        </w:rPr>
+      </w:pPr>
+      <w:r>
         <w:t>Date et heure du trajet</w:t>
       </w:r>
     </w:p>
@@ -1421,14 +1340,8 @@
           <w:ilvl w:val="0"/>
           <w:numId w:val="20"/>
         </w:numPr>
-        <w:rPr>
-          <w:lang/>
-        </w:rPr>
-      </w:pPr>
-      <w:r>
-        <w:rPr>
-          <w:lang/>
-        </w:rPr>
+      </w:pPr>
+      <w:r>
         <w:t>Nombre de places disponibles</w:t>
       </w:r>
     </w:p>
@@ -1444,7 +1357,6 @@
         <w:rPr>
           <w:b/>
           <w:bCs/>
-          <w:lang/>
         </w:rPr>
         <w:t xml:space="preserve">5. Recherche de trajets </w:t>
       </w:r>
@@ -1452,12 +1364,12 @@
     <w:p>
       <w:pPr>
         <w:rPr>
-          <w:lang/>
-        </w:rPr>
-      </w:pPr>
-      <w:r>
-        <w:rPr>
-          <w:lang/>
+          <w:lang w:val="fr-FR"/>
+        </w:rPr>
+      </w:pPr>
+      <w:r>
+        <w:rPr>
+          <w:lang w:val="fr-FR"/>
         </w:rPr>
         <w:t>Un passager doit pouvoir rechercher des trajets disponibles en fonction de différents critères, tels que :</w:t>
       </w:r>
@@ -1468,14 +1380,8 @@
           <w:ilvl w:val="0"/>
           <w:numId w:val="21"/>
         </w:numPr>
-        <w:rPr>
-          <w:lang/>
-        </w:rPr>
-      </w:pPr>
-      <w:r>
-        <w:rPr>
-          <w:lang/>
-        </w:rPr>
+      </w:pPr>
+      <w:r>
         <w:t>Le lieu de départ</w:t>
       </w:r>
     </w:p>
@@ -1485,14 +1391,8 @@
           <w:ilvl w:val="0"/>
           <w:numId w:val="21"/>
         </w:numPr>
-        <w:rPr>
-          <w:lang/>
-        </w:rPr>
-      </w:pPr>
-      <w:r>
-        <w:rPr>
-          <w:lang/>
-        </w:rPr>
+      </w:pPr>
+      <w:r>
         <w:t>Le lieu d’arrivée</w:t>
       </w:r>
     </w:p>
@@ -1502,14 +1402,8 @@
           <w:ilvl w:val="0"/>
           <w:numId w:val="21"/>
         </w:numPr>
-        <w:rPr>
-          <w:lang/>
-        </w:rPr>
-      </w:pPr>
-      <w:r>
-        <w:rPr>
-          <w:lang/>
-        </w:rPr>
+      </w:pPr>
+      <w:r>
         <w:t>La date et l’horaire souhaités</w:t>
       </w:r>
     </w:p>
@@ -1518,14 +1412,12 @@
         <w:rPr>
           <w:b/>
           <w:bCs/>
-          <w:lang/>
         </w:rPr>
       </w:pPr>
       <w:r>
         <w:rPr>
           <w:b/>
           <w:bCs/>
-          <w:lang/>
         </w:rPr>
         <w:t>6. Réservation de trajets</w:t>
       </w:r>
@@ -1533,12 +1425,12 @@
     <w:p>
       <w:pPr>
         <w:rPr>
-          <w:lang/>
-        </w:rPr>
-      </w:pPr>
-      <w:r>
-        <w:rPr>
-          <w:lang/>
+          <w:lang w:val="fr-FR"/>
+        </w:rPr>
+      </w:pPr>
+      <w:r>
+        <w:rPr>
+          <w:lang w:val="fr-FR"/>
         </w:rPr>
         <w:t xml:space="preserve">Une fois un trajet sélectionné, le passager pourra envoyer une </w:t>
       </w:r>
@@ -1546,27 +1438,19 @@
         <w:rPr>
           <w:b/>
           <w:bCs/>
-          <w:lang/>
+          <w:lang w:val="fr-FR"/>
         </w:rPr>
         <w:t>demande de réservation</w:t>
       </w:r>
       <w:r>
         <w:rPr>
-          <w:lang/>
+          <w:lang w:val="fr-FR"/>
         </w:rPr>
         <w:t xml:space="preserve"> au conducteur.</w:t>
       </w:r>
     </w:p>
     <w:p>
-      <w:pPr>
-        <w:rPr>
-          <w:lang/>
-        </w:rPr>
-      </w:pPr>
-      <w:r>
-        <w:rPr>
-          <w:lang/>
-        </w:rPr>
+      <w:r>
         <w:lastRenderedPageBreak/>
         <w:t>Le système devra :</w:t>
       </w:r>
@@ -1577,14 +1461,8 @@
           <w:ilvl w:val="0"/>
           <w:numId w:val="22"/>
         </w:numPr>
-        <w:rPr>
-          <w:lang/>
-        </w:rPr>
-      </w:pPr>
-      <w:r>
-        <w:rPr>
-          <w:lang/>
-        </w:rPr>
+      </w:pPr>
+      <w:r>
         <w:t>Enregistrer la demande de réservation</w:t>
       </w:r>
     </w:p>
@@ -1594,14 +1472,8 @@
           <w:ilvl w:val="0"/>
           <w:numId w:val="22"/>
         </w:numPr>
-        <w:rPr>
-          <w:lang/>
-        </w:rPr>
-      </w:pPr>
-      <w:r>
-        <w:rPr>
-          <w:lang/>
-        </w:rPr>
+      </w:pPr>
+      <w:r>
         <w:t>Notifier le conducteur</w:t>
       </w:r>
     </w:p>
@@ -1612,12 +1484,12 @@
           <w:numId w:val="22"/>
         </w:numPr>
         <w:rPr>
-          <w:lang/>
-        </w:rPr>
-      </w:pPr>
-      <w:r>
-        <w:rPr>
-          <w:lang/>
+          <w:lang w:val="fr-FR"/>
+        </w:rPr>
+      </w:pPr>
+      <w:r>
+        <w:rPr>
+          <w:lang w:val="fr-FR"/>
         </w:rPr>
         <w:t>Mettre à jour l’état de la réservation (en attente, acceptée, refusée)</w:t>
       </w:r>
@@ -1627,14 +1499,14 @@
         <w:rPr>
           <w:b/>
           <w:bCs/>
-          <w:lang/>
+          <w:lang w:val="fr-FR"/>
         </w:rPr>
       </w:pPr>
       <w:r>
         <w:rPr>
           <w:b/>
           <w:bCs/>
-          <w:lang/>
+          <w:lang w:val="fr-FR"/>
         </w:rPr>
         <w:t>7. Gestion des demandes de réservation (conducteur)</w:t>
       </w:r>
@@ -1642,12 +1514,12 @@
     <w:p>
       <w:pPr>
         <w:rPr>
-          <w:lang/>
-        </w:rPr>
-      </w:pPr>
-      <w:r>
-        <w:rPr>
-          <w:lang/>
+          <w:lang w:val="fr-FR"/>
+        </w:rPr>
+      </w:pPr>
+      <w:r>
+        <w:rPr>
+          <w:lang w:val="fr-FR"/>
         </w:rPr>
         <w:t>Le conducteur pourra consulter les demandes de réservation associées à ses trajets et décider de :</w:t>
       </w:r>
@@ -1658,14 +1530,8 @@
           <w:ilvl w:val="0"/>
           <w:numId w:val="23"/>
         </w:numPr>
-        <w:rPr>
-          <w:lang/>
-        </w:rPr>
-      </w:pPr>
-      <w:r>
-        <w:rPr>
-          <w:lang/>
-        </w:rPr>
+      </w:pPr>
+      <w:r>
         <w:t>Accepter une demande</w:t>
       </w:r>
     </w:p>
@@ -1675,14 +1541,8 @@
           <w:ilvl w:val="0"/>
           <w:numId w:val="23"/>
         </w:numPr>
-        <w:rPr>
-          <w:lang/>
-        </w:rPr>
-      </w:pPr>
-      <w:r>
-        <w:rPr>
-          <w:lang/>
-        </w:rPr>
+      </w:pPr>
+      <w:r>
         <w:t>Refuser une demande</w:t>
       </w:r>
     </w:p>
@@ -1691,14 +1551,12 @@
         <w:rPr>
           <w:b/>
           <w:bCs/>
-          <w:lang/>
         </w:rPr>
       </w:pPr>
       <w:r>
         <w:rPr>
           <w:b/>
           <w:bCs/>
-          <w:lang/>
         </w:rPr>
         <w:t>8. Notifications automatiques</w:t>
       </w:r>
@@ -1706,12 +1564,12 @@
     <w:p>
       <w:pPr>
         <w:rPr>
-          <w:lang/>
-        </w:rPr>
-      </w:pPr>
-      <w:r>
-        <w:rPr>
-          <w:lang/>
+          <w:lang w:val="fr-FR"/>
+        </w:rPr>
+      </w:pPr>
+      <w:r>
+        <w:rPr>
+          <w:lang w:val="fr-FR"/>
         </w:rPr>
         <w:t>Le système doit envoyer des notifications aux utilisateurs afin de les informer des événements importants, tels que :</w:t>
       </w:r>
@@ -1722,14 +1580,8 @@
           <w:ilvl w:val="0"/>
           <w:numId w:val="24"/>
         </w:numPr>
-        <w:rPr>
-          <w:lang/>
-        </w:rPr>
-      </w:pPr>
-      <w:r>
-        <w:rPr>
-          <w:lang/>
-        </w:rPr>
+      </w:pPr>
+      <w:r>
         <w:t>Confirmation ou refus d’une réservation</w:t>
       </w:r>
     </w:p>
@@ -1739,14 +1591,8 @@
           <w:ilvl w:val="0"/>
           <w:numId w:val="24"/>
         </w:numPr>
-        <w:rPr>
-          <w:lang/>
-        </w:rPr>
-      </w:pPr>
-      <w:r>
-        <w:rPr>
-          <w:lang/>
-        </w:rPr>
+      </w:pPr>
+      <w:r>
         <w:t>Annulation ou modification d’un trajet</w:t>
       </w:r>
     </w:p>
@@ -1757,12 +1603,12 @@
           <w:numId w:val="24"/>
         </w:numPr>
         <w:rPr>
-          <w:lang/>
-        </w:rPr>
-      </w:pPr>
-      <w:r>
-        <w:rPr>
-          <w:lang/>
+          <w:lang w:val="fr-FR"/>
+        </w:rPr>
+      </w:pPr>
+      <w:r>
+        <w:rPr>
+          <w:lang w:val="fr-FR"/>
         </w:rPr>
         <w:t>Rappel avant le départ d’un trajet</w:t>
       </w:r>
@@ -1772,14 +1618,14 @@
         <w:rPr>
           <w:b/>
           <w:bCs/>
-          <w:lang/>
+          <w:lang w:val="fr-FR"/>
         </w:rPr>
       </w:pPr>
       <w:r>
         <w:rPr>
           <w:b/>
           <w:bCs/>
-          <w:lang/>
+          <w:lang w:val="fr-FR"/>
         </w:rPr>
         <w:t>9. Historique des trajets</w:t>
       </w:r>
@@ -1787,26 +1633,18 @@
     <w:p>
       <w:pPr>
         <w:rPr>
-          <w:lang/>
-        </w:rPr>
-      </w:pPr>
-      <w:r>
-        <w:rPr>
-          <w:lang/>
+          <w:lang w:val="fr-FR"/>
+        </w:rPr>
+      </w:pPr>
+      <w:r>
+        <w:rPr>
+          <w:lang w:val="fr-FR"/>
         </w:rPr>
         <w:t>Chaque utilisateur doit pouvoir consulter l’historique de ses trajets passés, qu’il soit conducteur ou passager.</w:t>
       </w:r>
     </w:p>
     <w:p>
-      <w:pPr>
-        <w:rPr>
-          <w:lang/>
-        </w:rPr>
-      </w:pPr>
-      <w:r>
-        <w:rPr>
-          <w:lang/>
-        </w:rPr>
+      <w:r>
         <w:t>L’historique permettra de :</w:t>
       </w:r>
     </w:p>
@@ -1816,14 +1654,8 @@
           <w:ilvl w:val="0"/>
           <w:numId w:val="25"/>
         </w:numPr>
-        <w:rPr>
-          <w:lang/>
-        </w:rPr>
-      </w:pPr>
-      <w:r>
-        <w:rPr>
-          <w:lang/>
-        </w:rPr>
+      </w:pPr>
+      <w:r>
         <w:t>Visualiser les trajets effectués</w:t>
       </w:r>
     </w:p>
@@ -1833,14 +1665,8 @@
           <w:ilvl w:val="0"/>
           <w:numId w:val="25"/>
         </w:numPr>
-        <w:rPr>
-          <w:lang/>
-        </w:rPr>
-      </w:pPr>
-      <w:r>
-        <w:rPr>
-          <w:lang/>
-        </w:rPr>
+      </w:pPr>
+      <w:r>
         <w:t>Conserver une trace des réservations</w:t>
       </w:r>
     </w:p>
@@ -1851,12 +1677,12 @@
           <w:numId w:val="25"/>
         </w:numPr>
         <w:rPr>
-          <w:lang/>
-        </w:rPr>
-      </w:pPr>
-      <w:r>
-        <w:rPr>
-          <w:lang/>
+          <w:lang w:val="fr-FR"/>
+        </w:rPr>
+      </w:pPr>
+      <w:r>
+        <w:rPr>
+          <w:lang w:val="fr-FR"/>
         </w:rPr>
         <w:t>Faciliter le suivi de l’utilisation de la plateforme</w:t>
       </w:r>
@@ -1866,14 +1692,14 @@
         <w:rPr>
           <w:b/>
           <w:bCs/>
-          <w:lang/>
+          <w:lang w:val="fr-FR"/>
         </w:rPr>
       </w:pPr>
       <w:r>
         <w:rPr>
           <w:b/>
           <w:bCs/>
-          <w:lang/>
+          <w:lang w:val="fr-FR"/>
         </w:rPr>
         <w:t>10. Fonctionnalités administratives</w:t>
       </w:r>
@@ -1881,12 +1707,12 @@
     <w:p>
       <w:pPr>
         <w:rPr>
-          <w:lang/>
-        </w:rPr>
-      </w:pPr>
-      <w:r>
-        <w:rPr>
-          <w:lang/>
+          <w:lang w:val="fr-FR"/>
+        </w:rPr>
+      </w:pPr>
+      <w:r>
+        <w:rPr>
+          <w:lang w:val="fr-FR"/>
         </w:rPr>
         <w:t>Un administrateur doit disposer de fonctionnalités spécifiques lui permettant de :</w:t>
       </w:r>
@@ -1898,12 +1724,12 @@
           <w:numId w:val="26"/>
         </w:numPr>
         <w:rPr>
-          <w:lang/>
-        </w:rPr>
-      </w:pPr>
-      <w:r>
-        <w:rPr>
-          <w:lang/>
+          <w:lang w:val="fr-FR"/>
+        </w:rPr>
+      </w:pPr>
+      <w:r>
+        <w:rPr>
+          <w:lang w:val="fr-FR"/>
         </w:rPr>
         <w:t>Gérer les comptes utilisateurs (activation, désactivation)</w:t>
       </w:r>
@@ -1914,14 +1740,8 @@
           <w:ilvl w:val="0"/>
           <w:numId w:val="26"/>
         </w:numPr>
-        <w:rPr>
-          <w:lang/>
-        </w:rPr>
-      </w:pPr>
-      <w:r>
-        <w:rPr>
-          <w:lang/>
-        </w:rPr>
+      </w:pPr>
+      <w:r>
         <w:t>Superviser l’utilisation de la plateforme</w:t>
       </w:r>
     </w:p>
@@ -1932,12 +1752,12 @@
           <w:numId w:val="26"/>
         </w:numPr>
         <w:rPr>
-          <w:lang/>
-        </w:rPr>
-      </w:pPr>
-      <w:r>
-        <w:rPr>
-          <w:lang/>
+          <w:lang w:val="fr-FR"/>
+        </w:rPr>
+      </w:pPr>
+      <w:r>
+        <w:rPr>
+          <w:lang w:val="fr-FR"/>
         </w:rPr>
         <w:t>Consulter des statistiques générales (nombre d’utilisateurs, nombre de trajets, activité globale)</w:t>
       </w:r>
@@ -1985,33 +1805,48 @@
         </w:rPr>
       </w:pPr>
       <w:r>
+        <w:rPr>
+          <w:lang w:val="fr-FR"/>
+        </w:rPr>
         <w:t xml:space="preserve">L’interface utilisateur doit permettre aux membres du collège d’utiliser la plateforme de covoiturage </w:t>
       </w:r>
       <w:r>
         <w:rPr>
           <w:rStyle w:val="lev"/>
+          <w:lang w:val="fr-FR"/>
         </w:rPr>
         <w:t>rapidement et sans difficulté</w:t>
       </w:r>
       <w:r>
+        <w:rPr>
+          <w:lang w:val="fr-FR"/>
+        </w:rPr>
         <w:t xml:space="preserve">, même sans connaissances techniques. L’objectif est de proposer une expérience simple, claire et cohérente sur </w:t>
       </w:r>
       <w:r>
         <w:rPr>
           <w:rStyle w:val="lev"/>
+          <w:lang w:val="fr-FR"/>
         </w:rPr>
         <w:t>web</w:t>
       </w:r>
       <w:r>
+        <w:rPr>
+          <w:lang w:val="fr-FR"/>
+        </w:rPr>
         <w:t xml:space="preserve"> et </w:t>
       </w:r>
       <w:r>
         <w:rPr>
           <w:rStyle w:val="lev"/>
+          <w:lang w:val="fr-FR"/>
         </w:rPr>
         <w:t>mobile</w:t>
       </w:r>
       <w:r>
+        <w:rPr>
+          <w:lang w:val="fr-FR"/>
+        </w:rPr>
         <w:t>.</w:t>
       </w:r>
     </w:p>
@@ -2028,14 +1863,14 @@
         <w:rPr>
           <w:b/>
           <w:bCs/>
-          <w:lang/>
+          <w:lang w:val="fr-FR"/>
         </w:rPr>
       </w:pPr>
       <w:r>
         <w:rPr>
           <w:b/>
           <w:bCs/>
-          <w:lang/>
+          <w:lang w:val="fr-FR"/>
         </w:rPr>
         <w:t>Principes d’ergonomie et de design</w:t>
       </w:r>
@@ -2043,12 +1878,12 @@
     <w:p>
       <w:pPr>
         <w:rPr>
-          <w:lang/>
-        </w:rPr>
-      </w:pPr>
-      <w:r>
-        <w:rPr>
-          <w:lang/>
+          <w:lang w:val="fr-FR"/>
+        </w:rPr>
+      </w:pPr>
+      <w:r>
+        <w:rPr>
+          <w:lang w:val="fr-FR"/>
         </w:rPr>
         <w:t>L’interface doit respecter les principes suivants :</w:t>
       </w:r>
@@ -2060,20 +1895,20 @@
           <w:numId w:val="27"/>
         </w:numPr>
         <w:rPr>
-          <w:lang/>
+          <w:lang w:val="fr-FR"/>
         </w:rPr>
       </w:pPr>
       <w:r>
         <w:rPr>
           <w:b/>
           <w:bCs/>
-          <w:lang/>
+          <w:lang w:val="fr-FR"/>
         </w:rPr>
         <w:t>Simplicité</w:t>
       </w:r>
       <w:r>
         <w:rPr>
-          <w:lang/>
+          <w:lang w:val="fr-FR"/>
         </w:rPr>
         <w:t xml:space="preserve"> : écrans épurés, informations essentielles visibles immédiatement.</w:t>
       </w:r>
@@ -2085,20 +1920,20 @@
           <w:numId w:val="27"/>
         </w:numPr>
         <w:rPr>
-          <w:lang/>
+          <w:lang w:val="fr-FR"/>
         </w:rPr>
       </w:pPr>
       <w:r>
         <w:rPr>
           <w:b/>
           <w:bCs/>
-          <w:lang/>
+          <w:lang w:val="fr-FR"/>
         </w:rPr>
         <w:t>Intuitivité</w:t>
       </w:r>
       <w:r>
         <w:rPr>
-          <w:lang/>
+          <w:lang w:val="fr-FR"/>
         </w:rPr>
         <w:t xml:space="preserve"> : navigation logique (rechercher → sélectionner → réserver).</w:t>
       </w:r>
@@ -2110,20 +1945,20 @@
           <w:numId w:val="27"/>
         </w:numPr>
         <w:rPr>
-          <w:lang/>
+          <w:lang w:val="fr-FR"/>
         </w:rPr>
       </w:pPr>
       <w:r>
         <w:rPr>
           <w:b/>
           <w:bCs/>
-          <w:lang/>
+          <w:lang w:val="fr-FR"/>
         </w:rPr>
         <w:t>Cohérence</w:t>
       </w:r>
       <w:r>
         <w:rPr>
-          <w:lang/>
+          <w:lang w:val="fr-FR"/>
         </w:rPr>
         <w:t xml:space="preserve"> : mêmes boutons, couleurs et comportements sur tous les écrans.</w:t>
       </w:r>
@@ -2135,20 +1970,20 @@
           <w:numId w:val="27"/>
         </w:numPr>
         <w:rPr>
-          <w:lang/>
+          <w:lang w:val="fr-FR"/>
         </w:rPr>
       </w:pPr>
       <w:r>
         <w:rPr>
           <w:b/>
           <w:bCs/>
-          <w:lang/>
+          <w:lang w:val="fr-FR"/>
         </w:rPr>
         <w:t>Lisibilité</w:t>
       </w:r>
       <w:r>
         <w:rPr>
-          <w:lang/>
+          <w:lang w:val="fr-FR"/>
         </w:rPr>
         <w:t xml:space="preserve"> : typographie claire, contraste suffisant, éléments bien espacés.</w:t>
       </w:r>
@@ -2160,20 +1995,20 @@
           <w:numId w:val="27"/>
         </w:numPr>
         <w:rPr>
-          <w:lang/>
+          <w:lang w:val="fr-FR"/>
         </w:rPr>
       </w:pPr>
       <w:r>
         <w:rPr>
           <w:b/>
           <w:bCs/>
-          <w:lang/>
+          <w:lang w:val="fr-FR"/>
         </w:rPr>
         <w:t>Réactivité</w:t>
       </w:r>
       <w:r>
         <w:rPr>
-          <w:lang/>
+          <w:lang w:val="fr-FR"/>
         </w:rPr>
         <w:t xml:space="preserve"> : l’utilisateur doit recevoir un retour visuel après chaque action (ex. demande envoyée, réservation acceptée).</w:t>
       </w:r>
@@ -2183,14 +2018,12 @@
         <w:rPr>
           <w:b/>
           <w:bCs/>
-          <w:lang/>
         </w:rPr>
       </w:pPr>
       <w:r>
         <w:rPr>
           <w:b/>
           <w:bCs/>
-          <w:lang/>
         </w:rPr>
         <w:t>Adaptation web et mobile</w:t>
       </w:r>
@@ -2202,20 +2035,20 @@
           <w:numId w:val="28"/>
         </w:numPr>
         <w:rPr>
-          <w:lang/>
+          <w:lang w:val="fr-FR"/>
         </w:rPr>
       </w:pPr>
       <w:r>
         <w:rPr>
           <w:b/>
           <w:bCs/>
-          <w:lang/>
+          <w:lang w:val="fr-FR"/>
         </w:rPr>
         <w:t>Version mobile</w:t>
       </w:r>
       <w:r>
         <w:rPr>
-          <w:lang/>
+          <w:lang w:val="fr-FR"/>
         </w:rPr>
         <w:t xml:space="preserve"> : adaptée aux écrans tactiles (boutons suffisamment grands, menus simples).</w:t>
       </w:r>
@@ -2227,20 +2060,20 @@
           <w:numId w:val="28"/>
         </w:numPr>
         <w:rPr>
-          <w:lang/>
+          <w:lang w:val="fr-FR"/>
         </w:rPr>
       </w:pPr>
       <w:r>
         <w:rPr>
           <w:b/>
           <w:bCs/>
-          <w:lang/>
+          <w:lang w:val="fr-FR"/>
         </w:rPr>
         <w:t>Version web</w:t>
       </w:r>
       <w:r>
         <w:rPr>
-          <w:lang/>
+          <w:lang w:val="fr-FR"/>
         </w:rPr>
         <w:t xml:space="preserve"> : compatible avec les navigateurs modernes (Chrome/Edge/Firefox).</w:t>
       </w:r>
@@ -2252,63 +2085,267 @@
           <w:numId w:val="28"/>
         </w:numPr>
         <w:rPr>
-          <w:lang/>
-        </w:rPr>
-      </w:pPr>
-      <w:r>
-        <w:rPr>
-          <w:lang/>
+          <w:lang w:val="fr-FR"/>
+        </w:rPr>
+      </w:pPr>
+      <w:r>
+        <w:rPr>
+          <w:lang w:val="fr-FR"/>
         </w:rPr>
         <w:t xml:space="preserve">L’interface doit être </w:t>
       </w:r>
       <w:r>
+        <w:rPr>
+          <w:b/>
+          <w:bCs/>
+          <w:lang w:val="fr-FR"/>
+        </w:rPr>
+        <w:t>responsive</w:t>
+      </w:r>
+      <w:r>
+        <w:rPr>
+          <w:lang w:val="fr-FR"/>
+        </w:rPr>
+        <w:t xml:space="preserve"> (s’adapter automatiquement à la taille de l’écran).</w:t>
+      </w:r>
+    </w:p>
+    <w:p>
+      <w:pPr>
         <w:rPr>
           <w:b/>
           <w:bCs/>
           <w:lang/>
         </w:rPr>
-        <w:t>responsive</w:t>
-      </w:r>
-      <w:r>
-        <w:rPr>
-          <w:lang/>
-        </w:rPr>
-        <w:t xml:space="preserve"> (s’adapter automatiquement à la taille de l’écran).</w:t>
-      </w:r>
-    </w:p>
-    <w:p>
-      <w:pPr>
-        <w:rPr>
-          <w:lang/>
-        </w:rPr>
-      </w:pPr>
-    </w:p>
-    <w:p>
-      <w:pPr>
+      </w:pPr>
+      <w:r>
         <w:rPr>
           <w:b/>
           <w:bCs/>
           <w:lang/>
         </w:rPr>
-      </w:pPr>
-      <w:r>
+        <w:t>Technologies utilisées :</w:t>
+      </w:r>
+    </w:p>
+    <w:p>
+      <w:pPr>
         <w:rPr>
           <w:b/>
           <w:bCs/>
           <w:lang/>
         </w:rPr>
+      </w:pPr>
+      <w:r>
+        <w:rPr>
+          <w:b/>
+          <w:bCs/>
+        </w:rPr>
+        <w:t>Frontend</w:t>
+      </w:r>
+      <w:r>
+        <w:rPr>
+          <w:b/>
+          <w:bCs/>
+        </w:rPr>
+        <w:t xml:space="preserve"> :</w:t>
+      </w:r>
+    </w:p>
+    <w:p>
+      <w:pPr>
+        <w:numPr>
+          <w:ilvl w:val="0"/>
+          <w:numId w:val="50"/>
+        </w:numPr>
+        <w:rPr>
+          <w:lang/>
+        </w:rPr>
+      </w:pPr>
+      <w:r>
+        <w:rPr>
+          <w:b/>
+          <w:bCs/>
+          <w:lang/>
+        </w:rPr>
+        <w:t>HTML5</w:t>
+      </w:r>
+      <w:r>
+        <w:rPr>
+          <w:lang/>
+        </w:rPr>
+        <w:t xml:space="preserve"> : pour la structure des pages</w:t>
+      </w:r>
+    </w:p>
+    <w:p>
+      <w:pPr>
+        <w:numPr>
+          <w:ilvl w:val="0"/>
+          <w:numId w:val="50"/>
+        </w:numPr>
+        <w:rPr>
+          <w:lang/>
+        </w:rPr>
+      </w:pPr>
+      <w:r>
+        <w:rPr>
+          <w:b/>
+          <w:bCs/>
+          <w:lang/>
+        </w:rPr>
+        <w:t>CSS</w:t>
+      </w:r>
+      <w:r>
+        <w:rPr>
+          <w:lang/>
+        </w:rPr>
+        <w:t xml:space="preserve"> : pour le design et la mise en forme</w:t>
+      </w:r>
+    </w:p>
+    <w:p>
+      <w:pPr>
+        <w:numPr>
+          <w:ilvl w:val="0"/>
+          <w:numId w:val="50"/>
+        </w:numPr>
+        <w:rPr>
+          <w:lang/>
+        </w:rPr>
+      </w:pPr>
+      <w:r>
+        <w:rPr>
+          <w:b/>
+          <w:bCs/>
+          <w:lang/>
+        </w:rPr>
+        <w:t>JavaScript</w:t>
+      </w:r>
+      <w:r>
+        <w:rPr>
+          <w:lang/>
+        </w:rPr>
+        <w:t xml:space="preserve"> : pour la gestion des interactions dynamiques</w:t>
+      </w:r>
+    </w:p>
+    <w:p>
+      <w:pPr>
+        <w:numPr>
+          <w:ilvl w:val="0"/>
+          <w:numId w:val="50"/>
+        </w:numPr>
+        <w:rPr>
+          <w:lang/>
+        </w:rPr>
+      </w:pPr>
+      <w:r>
+        <w:rPr>
+          <w:b/>
+          <w:bCs/>
+        </w:rPr>
+        <w:t>React.js</w:t>
+      </w:r>
+    </w:p>
+    <w:p>
+      <w:pPr>
+        <w:rPr>
+          <w:b/>
+          <w:bCs/>
+        </w:rPr>
+      </w:pPr>
+      <w:r>
+        <w:rPr>
+          <w:b/>
+          <w:bCs/>
+        </w:rPr>
+        <w:t>Backend</w:t>
+      </w:r>
+      <w:r>
+        <w:rPr>
+          <w:b/>
+          <w:bCs/>
+        </w:rPr>
+        <w:t xml:space="preserve"> :</w:t>
+      </w:r>
+    </w:p>
+    <w:p>
+      <w:pPr>
+        <w:pStyle w:val="Paragraphedeliste"/>
+        <w:numPr>
+          <w:ilvl w:val="0"/>
+          <w:numId w:val="51"/>
+        </w:numPr>
+        <w:rPr>
+          <w:b/>
+          <w:bCs/>
+          <w:lang w:val="fr-FR"/>
+        </w:rPr>
+      </w:pPr>
+      <w:r>
+        <w:rPr>
+          <w:b/>
+          <w:bCs/>
+        </w:rPr>
+        <w:t>Node.js avec Express.js</w:t>
+      </w:r>
+    </w:p>
+    <w:p>
+      <w:pPr>
+        <w:rPr>
+          <w:lang w:val="fr-FR"/>
+        </w:rPr>
+      </w:pPr>
+    </w:p>
+    <w:p>
+      <w:pPr>
+        <w:rPr>
+          <w:lang w:val="fr-FR"/>
+        </w:rPr>
+      </w:pPr>
+    </w:p>
+    <w:p>
+      <w:pPr>
+        <w:rPr>
+          <w:lang w:val="fr-FR"/>
+        </w:rPr>
+      </w:pPr>
+    </w:p>
+    <w:p>
+      <w:pPr>
+        <w:rPr>
+          <w:lang w:val="fr-FR"/>
+        </w:rPr>
+      </w:pPr>
+    </w:p>
+    <w:p>
+      <w:pPr>
+        <w:rPr>
+          <w:lang w:val="fr-FR"/>
+        </w:rPr>
+      </w:pPr>
+    </w:p>
+    <w:p>
+      <w:pPr>
+        <w:rPr>
+          <w:b/>
+          <w:bCs/>
+          <w:lang w:val="fr-FR"/>
+        </w:rPr>
+      </w:pPr>
+      <w:r>
+        <w:rPr>
+          <w:b/>
+          <w:bCs/>
+          <w:lang w:val="fr-FR"/>
+        </w:rPr>
         <w:t>Écrans principaux attendus</w:t>
       </w:r>
     </w:p>
     <w:p>
       <w:pPr>
         <w:rPr>
-          <w:lang/>
-        </w:rPr>
-      </w:pPr>
-      <w:r>
-        <w:rPr>
-          <w:lang/>
+          <w:lang w:val="fr-FR"/>
+        </w:rPr>
+      </w:pPr>
+      <w:r>
+        <w:rPr>
+          <w:lang w:val="fr-FR"/>
         </w:rPr>
         <w:t>Les écrans essentiels à fournir sont :</w:t>
       </w:r>
@@ -2319,15 +2356,11 @@
           <w:ilvl w:val="0"/>
           <w:numId w:val="29"/>
         </w:numPr>
-        <w:rPr>
-          <w:lang/>
-        </w:rPr>
       </w:pPr>
       <w:r>
         <w:rPr>
           <w:b/>
           <w:bCs/>
-          <w:lang/>
         </w:rPr>
         <w:t>Connexion / Inscription</w:t>
       </w:r>
@@ -2338,14 +2371,8 @@
           <w:ilvl w:val="1"/>
           <w:numId w:val="29"/>
         </w:numPr>
-        <w:rPr>
-          <w:lang/>
-        </w:rPr>
-      </w:pPr>
-      <w:r>
-        <w:rPr>
-          <w:lang/>
-        </w:rPr>
+      </w:pPr>
+      <w:r>
         <w:t>Connexion via courriel institutionnel</w:t>
       </w:r>
     </w:p>
@@ -2356,12 +2383,12 @@
           <w:numId w:val="29"/>
         </w:numPr>
         <w:rPr>
-          <w:lang/>
-        </w:rPr>
-      </w:pPr>
-      <w:r>
-        <w:rPr>
-          <w:lang/>
+          <w:lang w:val="fr-FR"/>
+        </w:rPr>
+      </w:pPr>
+      <w:r>
+        <w:rPr>
+          <w:lang w:val="fr-FR"/>
         </w:rPr>
         <w:t>Messages d’erreur clairs (ex. mot de passe incorrect, compte désactivé)</w:t>
       </w:r>
@@ -2372,15 +2399,11 @@
           <w:ilvl w:val="0"/>
           <w:numId w:val="29"/>
         </w:numPr>
-        <w:rPr>
-          <w:lang/>
-        </w:rPr>
       </w:pPr>
       <w:r>
         <w:rPr>
           <w:b/>
           <w:bCs/>
-          <w:lang/>
         </w:rPr>
         <w:t>Accueil</w:t>
       </w:r>
@@ -2392,12 +2415,12 @@
           <w:numId w:val="29"/>
         </w:numPr>
         <w:rPr>
-          <w:lang/>
-        </w:rPr>
-      </w:pPr>
-      <w:r>
-        <w:rPr>
-          <w:lang/>
+          <w:lang w:val="fr-FR"/>
+        </w:rPr>
+      </w:pPr>
+      <w:r>
+        <w:rPr>
+          <w:lang w:val="fr-FR"/>
         </w:rPr>
         <w:t xml:space="preserve">Accès rapide aux actions principales : </w:t>
       </w:r>
@@ -2405,13 +2428,13 @@
         <w:rPr>
           <w:i/>
           <w:iCs/>
-          <w:lang/>
+          <w:lang w:val="fr-FR"/>
         </w:rPr>
         <w:t>Rechercher un trajet</w:t>
       </w:r>
       <w:r>
         <w:rPr>
-          <w:lang/>
+          <w:lang w:val="fr-FR"/>
         </w:rPr>
         <w:t xml:space="preserve">, </w:t>
       </w:r>
@@ -2419,13 +2442,13 @@
         <w:rPr>
           <w:i/>
           <w:iCs/>
-          <w:lang/>
+          <w:lang w:val="fr-FR"/>
         </w:rPr>
         <w:t>Proposer un trajet</w:t>
       </w:r>
       <w:r>
         <w:rPr>
-          <w:lang/>
+          <w:lang w:val="fr-FR"/>
         </w:rPr>
         <w:t xml:space="preserve">, </w:t>
       </w:r>
@@ -2433,7 +2456,7 @@
         <w:rPr>
           <w:i/>
           <w:iCs/>
-          <w:lang/>
+          <w:lang w:val="fr-FR"/>
         </w:rPr>
         <w:t>Mes trajets</w:t>
       </w:r>
@@ -2444,15 +2467,11 @@
           <w:ilvl w:val="0"/>
           <w:numId w:val="29"/>
         </w:numPr>
-        <w:rPr>
-          <w:lang/>
-        </w:rPr>
       </w:pPr>
       <w:r>
         <w:rPr>
           <w:b/>
           <w:bCs/>
-          <w:lang/>
         </w:rPr>
         <w:t>Recherche de trajets (Passager)</w:t>
       </w:r>
@@ -2464,12 +2483,12 @@
           <w:numId w:val="29"/>
         </w:numPr>
         <w:rPr>
-          <w:lang/>
-        </w:rPr>
-      </w:pPr>
-      <w:r>
-        <w:rPr>
-          <w:lang/>
+          <w:lang w:val="fr-FR"/>
+        </w:rPr>
+      </w:pPr>
+      <w:r>
+        <w:rPr>
+          <w:lang w:val="fr-FR"/>
         </w:rPr>
         <w:t>Champs : lieu de départ, destination, date/heure</w:t>
       </w:r>
@@ -2481,12 +2500,12 @@
           <w:numId w:val="29"/>
         </w:numPr>
         <w:rPr>
-          <w:lang/>
-        </w:rPr>
-      </w:pPr>
-      <w:r>
-        <w:rPr>
-          <w:lang/>
+          <w:lang w:val="fr-FR"/>
+        </w:rPr>
+      </w:pPr>
+      <w:r>
+        <w:rPr>
+          <w:lang w:val="fr-FR"/>
         </w:rPr>
         <w:t>Liste des trajets disponibles (avec places restantes)</w:t>
       </w:r>
@@ -2497,15 +2516,11 @@
           <w:ilvl w:val="0"/>
           <w:numId w:val="29"/>
         </w:numPr>
-        <w:rPr>
-          <w:lang/>
-        </w:rPr>
       </w:pPr>
       <w:r>
         <w:rPr>
           <w:b/>
           <w:bCs/>
-          <w:lang/>
         </w:rPr>
         <w:t>Détail d’un trajet</w:t>
       </w:r>
@@ -2516,15 +2531,8 @@
           <w:ilvl w:val="1"/>
           <w:numId w:val="29"/>
         </w:numPr>
-        <w:rPr>
-          <w:lang/>
-        </w:rPr>
-      </w:pPr>
-      <w:r>
-        <w:rPr>
-          <w:lang/>
-        </w:rPr>
-        <w:lastRenderedPageBreak/>
+      </w:pPr>
+      <w:r>
         <w:t>Informations complètes du trajet</w:t>
       </w:r>
     </w:p>
@@ -2535,12 +2543,12 @@
           <w:numId w:val="29"/>
         </w:numPr>
         <w:rPr>
-          <w:lang/>
-        </w:rPr>
-      </w:pPr>
-      <w:r>
-        <w:rPr>
-          <w:lang/>
+          <w:lang w:val="fr-FR"/>
+        </w:rPr>
+      </w:pPr>
+      <w:r>
+        <w:rPr>
+          <w:lang w:val="fr-FR"/>
         </w:rPr>
         <w:t>Bouton “Envoyer demande de réservation”</w:t>
       </w:r>
@@ -2551,15 +2559,11 @@
           <w:ilvl w:val="0"/>
           <w:numId w:val="29"/>
         </w:numPr>
-        <w:rPr>
-          <w:lang/>
-        </w:rPr>
       </w:pPr>
       <w:r>
         <w:rPr>
           <w:b/>
           <w:bCs/>
-          <w:lang/>
         </w:rPr>
         <w:t>Proposer un trajet (Conducteur)</w:t>
       </w:r>
@@ -2571,12 +2575,12 @@
           <w:numId w:val="29"/>
         </w:numPr>
         <w:rPr>
-          <w:lang/>
-        </w:rPr>
-      </w:pPr>
-      <w:r>
-        <w:rPr>
-          <w:lang/>
+          <w:lang w:val="fr-FR"/>
+        </w:rPr>
+      </w:pPr>
+      <w:r>
+        <w:rPr>
+          <w:lang w:val="fr-FR"/>
         </w:rPr>
         <w:t>Formulaire : départ, arrivée, date/heure, places disponibles</w:t>
       </w:r>
@@ -2587,14 +2591,8 @@
           <w:ilvl w:val="1"/>
           <w:numId w:val="29"/>
         </w:numPr>
-        <w:rPr>
-          <w:lang/>
-        </w:rPr>
-      </w:pPr>
-      <w:r>
-        <w:rPr>
-          <w:lang/>
-        </w:rPr>
+      </w:pPr>
+      <w:r>
         <w:t>Possibilité de modifier/annuler</w:t>
       </w:r>
     </w:p>
@@ -2604,15 +2602,11 @@
           <w:ilvl w:val="0"/>
           <w:numId w:val="29"/>
         </w:numPr>
-        <w:rPr>
-          <w:lang/>
-        </w:rPr>
       </w:pPr>
       <w:r>
         <w:rPr>
           <w:b/>
           <w:bCs/>
-          <w:lang/>
         </w:rPr>
         <w:t>Mes trajets / Réservations</w:t>
       </w:r>
@@ -2623,14 +2617,8 @@
           <w:ilvl w:val="1"/>
           <w:numId w:val="29"/>
         </w:numPr>
-        <w:rPr>
-          <w:lang/>
-        </w:rPr>
-      </w:pPr>
-      <w:r>
-        <w:rPr>
-          <w:lang/>
-        </w:rPr>
+      </w:pPr>
+      <w:r>
         <w:t>Historique des trajets</w:t>
       </w:r>
     </w:p>
@@ -2641,12 +2629,12 @@
           <w:numId w:val="29"/>
         </w:numPr>
         <w:rPr>
-          <w:lang/>
-        </w:rPr>
-      </w:pPr>
-      <w:r>
-        <w:rPr>
-          <w:lang/>
+          <w:lang w:val="fr-FR"/>
+        </w:rPr>
+      </w:pPr>
+      <w:r>
+        <w:rPr>
+          <w:lang w:val="fr-FR"/>
         </w:rPr>
         <w:t>Suivi des demandes (en attente, acceptée, refusée)</w:t>
       </w:r>
@@ -2657,15 +2645,11 @@
           <w:ilvl w:val="0"/>
           <w:numId w:val="29"/>
         </w:numPr>
-        <w:rPr>
-          <w:lang/>
-        </w:rPr>
       </w:pPr>
       <w:r>
         <w:rPr>
           <w:b/>
           <w:bCs/>
-          <w:lang/>
         </w:rPr>
         <w:t>Profil</w:t>
       </w:r>
@@ -2676,14 +2660,8 @@
           <w:ilvl w:val="1"/>
           <w:numId w:val="29"/>
         </w:numPr>
-        <w:rPr>
-          <w:lang/>
-        </w:rPr>
-      </w:pPr>
-      <w:r>
-        <w:rPr>
-          <w:lang/>
-        </w:rPr>
+      </w:pPr>
+      <w:r>
         <w:t>Modification des informations personnelles</w:t>
       </w:r>
     </w:p>
@@ -2693,14 +2671,8 @@
           <w:ilvl w:val="1"/>
           <w:numId w:val="29"/>
         </w:numPr>
-        <w:rPr>
-          <w:lang/>
-        </w:rPr>
-      </w:pPr>
-      <w:r>
-        <w:rPr>
-          <w:lang/>
-        </w:rPr>
+      </w:pPr>
+      <w:r>
         <w:t>Activation/désactivation du mode conducteur</w:t>
       </w:r>
     </w:p>
@@ -2710,15 +2682,11 @@
           <w:ilvl w:val="0"/>
           <w:numId w:val="29"/>
         </w:numPr>
-        <w:rPr>
-          <w:lang/>
-        </w:rPr>
       </w:pPr>
       <w:r>
         <w:rPr>
           <w:b/>
           <w:bCs/>
-          <w:lang/>
         </w:rPr>
         <w:t xml:space="preserve">Espace administrateur </w:t>
       </w:r>
@@ -2730,12 +2698,12 @@
           <w:numId w:val="29"/>
         </w:numPr>
         <w:rPr>
-          <w:lang/>
-        </w:rPr>
-      </w:pPr>
-      <w:r>
-        <w:rPr>
-          <w:lang/>
+          <w:lang w:val="fr-FR"/>
+        </w:rPr>
+      </w:pPr>
+      <w:r>
+        <w:rPr>
+          <w:lang w:val="fr-FR"/>
         </w:rPr>
         <w:t>Gestion des utilisateurs (activer/désactiver)</w:t>
       </w:r>
@@ -2746,14 +2714,8 @@
           <w:ilvl w:val="1"/>
           <w:numId w:val="29"/>
         </w:numPr>
-        <w:rPr>
-          <w:lang/>
-        </w:rPr>
-      </w:pPr>
-      <w:r>
-        <w:rPr>
-          <w:lang/>
-        </w:rPr>
+      </w:pPr>
+      <w:r>
         <w:t>Consultation des statistiques</w:t>
       </w:r>
     </w:p>
@@ -2762,28 +2724,18 @@
         <w:rPr>
           <w:b/>
           <w:bCs/>
-          <w:lang/>
         </w:rPr>
       </w:pPr>
       <w:r>
         <w:rPr>
           <w:b/>
           <w:bCs/>
-          <w:lang/>
         </w:rPr>
         <w:t>Messages et validations</w:t>
       </w:r>
     </w:p>
     <w:p>
-      <w:pPr>
-        <w:rPr>
-          <w:lang/>
-        </w:rPr>
-      </w:pPr>
-      <w:r>
-        <w:rPr>
-          <w:lang/>
-        </w:rPr>
+      <w:r>
         <w:t>L’interface doit fournir :</w:t>
       </w:r>
     </w:p>
@@ -2794,12 +2746,12 @@
           <w:numId w:val="30"/>
         </w:numPr>
         <w:rPr>
-          <w:lang/>
-        </w:rPr>
-      </w:pPr>
-      <w:r>
-        <w:rPr>
-          <w:lang/>
+          <w:lang w:val="fr-FR"/>
+        </w:rPr>
+      </w:pPr>
+      <w:r>
+        <w:rPr>
+          <w:lang w:val="fr-FR"/>
         </w:rPr>
         <w:t xml:space="preserve">Des </w:t>
       </w:r>
@@ -2807,13 +2759,13 @@
         <w:rPr>
           <w:b/>
           <w:bCs/>
-          <w:lang/>
+          <w:lang w:val="fr-FR"/>
         </w:rPr>
         <w:t>messages d’erreur compréhensibles</w:t>
       </w:r>
       <w:r>
         <w:rPr>
-          <w:lang/>
+          <w:lang w:val="fr-FR"/>
         </w:rPr>
         <w:t xml:space="preserve"> (pas techniques)</w:t>
       </w:r>
@@ -2825,26 +2777,27 @@
           <w:numId w:val="30"/>
         </w:numPr>
         <w:rPr>
-          <w:lang/>
-        </w:rPr>
-      </w:pPr>
-      <w:r>
-        <w:rPr>
-          <w:lang/>
-        </w:rPr>
+          <w:lang w:val="fr-FR"/>
+        </w:rPr>
+      </w:pPr>
+      <w:r>
+        <w:rPr>
+          <w:lang w:val="fr-FR"/>
+        </w:rPr>
+        <w:lastRenderedPageBreak/>
         <w:t xml:space="preserve">Des </w:t>
       </w:r>
       <w:r>
         <w:rPr>
           <w:b/>
           <w:bCs/>
-          <w:lang/>
+          <w:lang w:val="fr-FR"/>
         </w:rPr>
         <w:t>validations de formulaire</w:t>
       </w:r>
       <w:r>
         <w:rPr>
-          <w:lang/>
+          <w:lang w:val="fr-FR"/>
         </w:rPr>
         <w:t xml:space="preserve"> (champs obligatoires, format, valeurs)</w:t>
       </w:r>
@@ -2856,12 +2809,12 @@
           <w:numId w:val="30"/>
         </w:numPr>
         <w:rPr>
-          <w:lang/>
-        </w:rPr>
-      </w:pPr>
-      <w:r>
-        <w:rPr>
-          <w:lang/>
+          <w:lang w:val="fr-FR"/>
+        </w:rPr>
+      </w:pPr>
+      <w:r>
+        <w:rPr>
+          <w:lang w:val="fr-FR"/>
         </w:rPr>
         <w:t xml:space="preserve">Des </w:t>
       </w:r>
@@ -2869,13 +2822,13 @@
         <w:rPr>
           <w:b/>
           <w:bCs/>
-          <w:lang/>
+          <w:lang w:val="fr-FR"/>
         </w:rPr>
         <w:t>confirmations</w:t>
       </w:r>
       <w:r>
         <w:rPr>
-          <w:lang/>
+          <w:lang w:val="fr-FR"/>
         </w:rPr>
         <w:t xml:space="preserve"> avant actions sensibles (ex. annulation d’un trajet)</w:t>
       </w:r>
@@ -2885,14 +2838,12 @@
         <w:rPr>
           <w:b/>
           <w:bCs/>
-          <w:lang/>
         </w:rPr>
       </w:pPr>
       <w:r>
         <w:rPr>
           <w:b/>
           <w:bCs/>
-          <w:lang/>
         </w:rPr>
         <w:t>Accessibilité</w:t>
       </w:r>
@@ -2903,14 +2854,8 @@
           <w:ilvl w:val="0"/>
           <w:numId w:val="31"/>
         </w:numPr>
-        <w:rPr>
-          <w:lang/>
-        </w:rPr>
-      </w:pPr>
-      <w:r>
-        <w:rPr>
-          <w:lang/>
-        </w:rPr>
+      </w:pPr>
+      <w:r>
         <w:t>Contraste suffisant</w:t>
       </w:r>
     </w:p>
@@ -2920,14 +2865,8 @@
           <w:ilvl w:val="0"/>
           <w:numId w:val="31"/>
         </w:numPr>
-        <w:rPr>
-          <w:lang/>
-        </w:rPr>
-      </w:pPr>
-      <w:r>
-        <w:rPr>
-          <w:lang/>
-        </w:rPr>
+      </w:pPr>
+      <w:r>
         <w:t>Navigation claire</w:t>
       </w:r>
     </w:p>
@@ -2938,12 +2877,12 @@
           <w:numId w:val="31"/>
         </w:numPr>
         <w:rPr>
-          <w:lang/>
-        </w:rPr>
-      </w:pPr>
-      <w:r>
-        <w:rPr>
-          <w:lang/>
+          <w:lang w:val="fr-FR"/>
+        </w:rPr>
+      </w:pPr>
+      <w:r>
+        <w:rPr>
+          <w:lang w:val="fr-FR"/>
         </w:rPr>
         <w:t>Informations importantes non uniquement basées sur la couleur</w:t>
       </w:r>
@@ -2954,14 +2893,8 @@
           <w:ilvl w:val="0"/>
           <w:numId w:val="31"/>
         </w:numPr>
-        <w:rPr>
-          <w:lang/>
-        </w:rPr>
-      </w:pPr>
-      <w:r>
-        <w:rPr>
-          <w:lang/>
-        </w:rPr>
+      </w:pPr>
+      <w:r>
         <w:t>Texte lisible sur mobile</w:t>
       </w:r>
     </w:p>
@@ -2970,14 +2903,12 @@
         <w:rPr>
           <w:b/>
           <w:bCs/>
-          <w:lang/>
         </w:rPr>
       </w:pPr>
       <w:r>
         <w:rPr>
           <w:b/>
           <w:bCs/>
-          <w:lang/>
         </w:rPr>
         <w:t xml:space="preserve"> Conditions d’utilisation</w:t>
       </w:r>
@@ -2985,12 +2916,12 @@
     <w:p>
       <w:pPr>
         <w:rPr>
-          <w:lang/>
-        </w:rPr>
-      </w:pPr>
-      <w:r>
-        <w:rPr>
-          <w:lang/>
+          <w:lang w:val="fr-FR"/>
+        </w:rPr>
+      </w:pPr>
+      <w:r>
+        <w:rPr>
+          <w:lang w:val="fr-FR"/>
         </w:rPr>
         <w:t xml:space="preserve">La plateforme de covoiturage est destinée à être utilisée dans un cadre </w:t>
       </w:r>
@@ -2998,13 +2929,13 @@
         <w:rPr>
           <w:b/>
           <w:bCs/>
-          <w:lang/>
+          <w:lang w:val="fr-FR"/>
         </w:rPr>
         <w:t>académique et institutionnel</w:t>
       </w:r>
       <w:r>
         <w:rPr>
-          <w:lang/>
+          <w:lang w:val="fr-FR"/>
         </w:rPr>
         <w:t>, par les membres autorisés du collège LaCité. Les conditions d’utilisation définissent les environnements, les contraintes et les règles générales d’accès au système.</w:t>
       </w:r>
@@ -3014,14 +2945,12 @@
         <w:rPr>
           <w:b/>
           <w:bCs/>
-          <w:lang/>
         </w:rPr>
       </w:pPr>
       <w:r>
         <w:rPr>
           <w:b/>
           <w:bCs/>
-          <w:lang/>
         </w:rPr>
         <w:t>Environnements d’utilisation</w:t>
       </w:r>
@@ -3032,14 +2961,8 @@
           <w:ilvl w:val="0"/>
           <w:numId w:val="32"/>
         </w:numPr>
-        <w:rPr>
-          <w:lang/>
-        </w:rPr>
-      </w:pPr>
-      <w:r>
-        <w:rPr>
-          <w:lang/>
-        </w:rPr>
+      </w:pPr>
+      <w:r>
         <w:t>La solution sera accessible :</w:t>
       </w:r>
     </w:p>
@@ -3050,27 +2973,26 @@
           <w:numId w:val="32"/>
         </w:numPr>
         <w:rPr>
-          <w:lang/>
-        </w:rPr>
-      </w:pPr>
-      <w:r>
-        <w:rPr>
-          <w:lang/>
-        </w:rPr>
-        <w:lastRenderedPageBreak/>
+          <w:lang w:val="fr-FR"/>
+        </w:rPr>
+      </w:pPr>
+      <w:r>
+        <w:rPr>
+          <w:lang w:val="fr-FR"/>
+        </w:rPr>
         <w:t xml:space="preserve">Sur </w:t>
       </w:r>
       <w:r>
         <w:rPr>
           <w:b/>
           <w:bCs/>
-          <w:lang/>
+          <w:lang w:val="fr-FR"/>
         </w:rPr>
         <w:t>ordinateurs (PC)</w:t>
       </w:r>
       <w:r>
         <w:rPr>
-          <w:lang/>
+          <w:lang w:val="fr-FR"/>
         </w:rPr>
         <w:t xml:space="preserve"> via un navigateur web</w:t>
       </w:r>
@@ -3082,12 +3004,12 @@
           <w:numId w:val="32"/>
         </w:numPr>
         <w:rPr>
-          <w:lang/>
-        </w:rPr>
-      </w:pPr>
-      <w:r>
-        <w:rPr>
-          <w:lang/>
+          <w:lang w:val="fr-FR"/>
+        </w:rPr>
+      </w:pPr>
+      <w:r>
+        <w:rPr>
+          <w:lang w:val="fr-FR"/>
         </w:rPr>
         <w:t xml:space="preserve">Sur </w:t>
       </w:r>
@@ -3095,13 +3017,13 @@
         <w:rPr>
           <w:b/>
           <w:bCs/>
-          <w:lang/>
+          <w:lang w:val="fr-FR"/>
         </w:rPr>
         <w:t>appareils mobiles</w:t>
       </w:r>
       <w:r>
         <w:rPr>
-          <w:lang/>
+          <w:lang w:val="fr-FR"/>
         </w:rPr>
         <w:t xml:space="preserve"> (téléphones intelligents et tablettes)</w:t>
       </w:r>
@@ -3113,12 +3035,12 @@
           <w:numId w:val="32"/>
         </w:numPr>
         <w:rPr>
-          <w:lang/>
-        </w:rPr>
-      </w:pPr>
-      <w:r>
-        <w:rPr>
-          <w:lang/>
+          <w:lang w:val="fr-FR"/>
+        </w:rPr>
+      </w:pPr>
+      <w:r>
+        <w:rPr>
+          <w:lang w:val="fr-FR"/>
         </w:rPr>
         <w:t xml:space="preserve">Une </w:t>
       </w:r>
@@ -3126,13 +3048,13 @@
         <w:rPr>
           <w:b/>
           <w:bCs/>
-          <w:lang/>
+          <w:lang w:val="fr-FR"/>
         </w:rPr>
         <w:t>connexion Internet</w:t>
       </w:r>
       <w:r>
         <w:rPr>
-          <w:lang/>
+          <w:lang w:val="fr-FR"/>
         </w:rPr>
         <w:t xml:space="preserve"> est requise pour l’accès et l’utilisation des fonctionnalités.</w:t>
       </w:r>
@@ -3144,12 +3066,12 @@
           <w:numId w:val="32"/>
         </w:numPr>
         <w:rPr>
-          <w:lang/>
-        </w:rPr>
-      </w:pPr>
-      <w:r>
-        <w:rPr>
-          <w:lang/>
+          <w:lang w:val="fr-FR"/>
+        </w:rPr>
+      </w:pPr>
+      <w:r>
+        <w:rPr>
+          <w:lang w:val="fr-FR"/>
         </w:rPr>
         <w:t>L’accès à la plateforme se fait exclusivement en ligne.</w:t>
       </w:r>
@@ -3159,14 +3081,12 @@
         <w:rPr>
           <w:b/>
           <w:bCs/>
-          <w:lang/>
         </w:rPr>
       </w:pPr>
       <w:r>
         <w:rPr>
           <w:b/>
           <w:bCs/>
-          <w:lang/>
         </w:rPr>
         <w:t>Conditions d’accès</w:t>
       </w:r>
@@ -3178,12 +3098,12 @@
           <w:numId w:val="33"/>
         </w:numPr>
         <w:rPr>
-          <w:lang/>
-        </w:rPr>
-      </w:pPr>
-      <w:r>
-        <w:rPr>
-          <w:lang/>
+          <w:lang w:val="fr-FR"/>
+        </w:rPr>
+      </w:pPr>
+      <w:r>
+        <w:rPr>
+          <w:lang w:val="fr-FR"/>
         </w:rPr>
         <w:t>L’accès à la plateforme nécessite :</w:t>
       </w:r>
@@ -3195,12 +3115,12 @@
           <w:numId w:val="33"/>
         </w:numPr>
         <w:rPr>
-          <w:lang/>
-        </w:rPr>
-      </w:pPr>
-      <w:r>
-        <w:rPr>
-          <w:lang/>
+          <w:lang w:val="fr-FR"/>
+        </w:rPr>
+      </w:pPr>
+      <w:r>
+        <w:rPr>
+          <w:lang w:val="fr-FR"/>
         </w:rPr>
         <w:t xml:space="preserve">Une </w:t>
       </w:r>
@@ -3208,7 +3128,7 @@
         <w:rPr>
           <w:b/>
           <w:bCs/>
-          <w:lang/>
+          <w:lang w:val="fr-FR"/>
         </w:rPr>
         <w:t>inscription avec un courriel institutionnel du collège</w:t>
       </w:r>
@@ -3220,12 +3140,12 @@
           <w:numId w:val="33"/>
         </w:numPr>
         <w:rPr>
-          <w:lang/>
-        </w:rPr>
-      </w:pPr>
-      <w:r>
-        <w:rPr>
-          <w:lang/>
+          <w:lang w:val="fr-FR"/>
+        </w:rPr>
+      </w:pPr>
+      <w:r>
+        <w:rPr>
+          <w:lang w:val="fr-FR"/>
         </w:rPr>
         <w:t xml:space="preserve">Une </w:t>
       </w:r>
@@ -3233,13 +3153,13 @@
         <w:rPr>
           <w:b/>
           <w:bCs/>
-          <w:lang/>
+          <w:lang w:val="fr-FR"/>
         </w:rPr>
         <w:t>authentification valide</w:t>
       </w:r>
       <w:r>
         <w:rPr>
-          <w:lang/>
+          <w:lang w:val="fr-FR"/>
         </w:rPr>
         <w:t xml:space="preserve"> (identifiant et mot de passe)</w:t>
       </w:r>
@@ -3251,12 +3171,12 @@
           <w:numId w:val="33"/>
         </w:numPr>
         <w:rPr>
-          <w:lang/>
-        </w:rPr>
-      </w:pPr>
-      <w:r>
-        <w:rPr>
-          <w:lang/>
+          <w:lang w:val="fr-FR"/>
+        </w:rPr>
+      </w:pPr>
+      <w:r>
+        <w:rPr>
+          <w:lang w:val="fr-FR"/>
         </w:rPr>
         <w:t xml:space="preserve">Les fonctionnalités disponibles dépendent du </w:t>
       </w:r>
@@ -3264,13 +3184,13 @@
         <w:rPr>
           <w:b/>
           <w:bCs/>
-          <w:lang/>
+          <w:lang w:val="fr-FR"/>
         </w:rPr>
         <w:t>rôle de l’utilisateur</w:t>
       </w:r>
       <w:r>
         <w:rPr>
-          <w:lang/>
+          <w:lang w:val="fr-FR"/>
         </w:rPr>
         <w:t xml:space="preserve"> (conducteur, passager ou administrateur).</w:t>
       </w:r>
@@ -3282,12 +3202,12 @@
           <w:numId w:val="33"/>
         </w:numPr>
         <w:rPr>
-          <w:lang/>
-        </w:rPr>
-      </w:pPr>
-      <w:r>
-        <w:rPr>
-          <w:lang/>
+          <w:lang w:val="fr-FR"/>
+        </w:rPr>
+      </w:pPr>
+      <w:r>
+        <w:rPr>
+          <w:lang w:val="fr-FR"/>
         </w:rPr>
         <w:t>Un utilisateur non authentifié ne peut pas accéder aux fonctionnalités du système.</w:t>
       </w:r>
@@ -3297,14 +3217,12 @@
         <w:rPr>
           <w:b/>
           <w:bCs/>
-          <w:lang/>
         </w:rPr>
       </w:pPr>
       <w:r>
         <w:rPr>
           <w:b/>
           <w:bCs/>
-          <w:lang/>
         </w:rPr>
         <w:t>Règles générales d’utilisation</w:t>
       </w:r>
@@ -3316,12 +3234,12 @@
           <w:numId w:val="34"/>
         </w:numPr>
         <w:rPr>
-          <w:lang/>
-        </w:rPr>
-      </w:pPr>
-      <w:r>
-        <w:rPr>
-          <w:lang/>
+          <w:lang w:val="fr-FR"/>
+        </w:rPr>
+      </w:pPr>
+      <w:r>
+        <w:rPr>
+          <w:lang w:val="fr-FR"/>
         </w:rPr>
         <w:t>Chaque utilisateur est responsable de l’exactitude des informations qu’il fournit (profil, trajets).</w:t>
       </w:r>
@@ -3333,12 +3251,12 @@
           <w:numId w:val="34"/>
         </w:numPr>
         <w:rPr>
-          <w:lang/>
-        </w:rPr>
-      </w:pPr>
-      <w:r>
-        <w:rPr>
-          <w:lang/>
+          <w:lang w:val="fr-FR"/>
+        </w:rPr>
+      </w:pPr>
+      <w:r>
+        <w:rPr>
+          <w:lang w:val="fr-FR"/>
         </w:rPr>
         <w:t xml:space="preserve">Les utilisateurs doivent utiliser la plateforme uniquement à des fins liées au </w:t>
       </w:r>
@@ -3346,13 +3264,13 @@
         <w:rPr>
           <w:b/>
           <w:bCs/>
-          <w:lang/>
+          <w:lang w:val="fr-FR"/>
         </w:rPr>
         <w:t>covoiturage vers ou depuis le campus</w:t>
       </w:r>
       <w:r>
         <w:rPr>
-          <w:lang/>
+          <w:lang w:val="fr-FR"/>
         </w:rPr>
         <w:t>.</w:t>
       </w:r>
@@ -3364,12 +3282,12 @@
           <w:numId w:val="34"/>
         </w:numPr>
         <w:rPr>
-          <w:lang/>
-        </w:rPr>
-      </w:pPr>
-      <w:r>
-        <w:rPr>
-          <w:lang/>
+          <w:lang w:val="fr-FR"/>
+        </w:rPr>
+      </w:pPr>
+      <w:r>
+        <w:rPr>
+          <w:lang w:val="fr-FR"/>
         </w:rPr>
         <w:t xml:space="preserve">Toute utilisation abusive ou non conforme peut entraîner la </w:t>
       </w:r>
@@ -3377,13 +3295,13 @@
         <w:rPr>
           <w:b/>
           <w:bCs/>
-          <w:lang/>
+          <w:lang w:val="fr-FR"/>
         </w:rPr>
         <w:t>désactivation du compte</w:t>
       </w:r>
       <w:r>
         <w:rPr>
-          <w:lang/>
+          <w:lang w:val="fr-FR"/>
         </w:rPr>
         <w:t xml:space="preserve"> par l’administrateur.</w:t>
       </w:r>
@@ -3393,14 +3311,12 @@
         <w:rPr>
           <w:b/>
           <w:bCs/>
-          <w:lang/>
         </w:rPr>
       </w:pPr>
       <w:r>
         <w:rPr>
           <w:b/>
           <w:bCs/>
-          <w:lang/>
         </w:rPr>
         <w:t>Contraintes liées à l’utilisation</w:t>
       </w:r>
@@ -3412,13 +3328,14 @@
           <w:numId w:val="35"/>
         </w:numPr>
         <w:rPr>
-          <w:lang/>
-        </w:rPr>
-      </w:pPr>
-      <w:r>
-        <w:rPr>
-          <w:lang/>
-        </w:rPr>
+          <w:lang w:val="fr-FR"/>
+        </w:rPr>
+      </w:pPr>
+      <w:r>
+        <w:rPr>
+          <w:lang w:val="fr-FR"/>
+        </w:rPr>
+        <w:lastRenderedPageBreak/>
         <w:t>Le système n’est pas conçu pour une utilisation publique ou commerciale.</w:t>
       </w:r>
     </w:p>
@@ -3429,12 +3346,12 @@
           <w:numId w:val="35"/>
         </w:numPr>
         <w:rPr>
-          <w:lang/>
-        </w:rPr>
-      </w:pPr>
-      <w:r>
-        <w:rPr>
-          <w:lang/>
+          <w:lang w:val="fr-FR"/>
+        </w:rPr>
+      </w:pPr>
+      <w:r>
+        <w:rPr>
+          <w:lang w:val="fr-FR"/>
         </w:rPr>
         <w:t>La plateforme ne gère pas les paiements entre utilisateurs.</w:t>
       </w:r>
@@ -3446,12 +3363,12 @@
           <w:numId w:val="35"/>
         </w:numPr>
         <w:rPr>
-          <w:lang/>
-        </w:rPr>
-      </w:pPr>
-      <w:r>
-        <w:rPr>
-          <w:lang/>
+          <w:lang w:val="fr-FR"/>
+        </w:rPr>
+      </w:pPr>
+      <w:r>
+        <w:rPr>
+          <w:lang w:val="fr-FR"/>
         </w:rPr>
         <w:t>La plateforme ne garantit pas la disponibilité permanente d’un trajet ; la disponibilité dépend des conducteurs et des places offertes.</w:t>
       </w:r>
@@ -3459,7 +3376,7 @@
     <w:p>
       <w:pPr>
         <w:rPr>
-          <w:lang/>
+          <w:lang w:val="fr-FR"/>
         </w:rPr>
       </w:pPr>
     </w:p>
@@ -3468,14 +3385,12 @@
         <w:rPr>
           <w:b/>
           <w:bCs/>
-          <w:lang/>
         </w:rPr>
       </w:pPr>
       <w:r>
         <w:rPr>
           <w:b/>
           <w:bCs/>
-          <w:lang/>
         </w:rPr>
         <w:t>Limitations</w:t>
       </w:r>
@@ -3487,12 +3402,12 @@
           <w:numId w:val="36"/>
         </w:numPr>
         <w:rPr>
-          <w:lang/>
-        </w:rPr>
-      </w:pPr>
-      <w:r>
-        <w:rPr>
-          <w:lang/>
+          <w:lang w:val="fr-FR"/>
+        </w:rPr>
+      </w:pPr>
+      <w:r>
+        <w:rPr>
+          <w:lang w:val="fr-FR"/>
         </w:rPr>
         <w:t>Le système dépend de la disponibilité du réseau Internet.</w:t>
       </w:r>
@@ -3504,12 +3419,12 @@
           <w:numId w:val="36"/>
         </w:numPr>
         <w:rPr>
-          <w:lang/>
-        </w:rPr>
-      </w:pPr>
-      <w:r>
-        <w:rPr>
-          <w:lang/>
+          <w:lang w:val="fr-FR"/>
+        </w:rPr>
+      </w:pPr>
+      <w:r>
+        <w:rPr>
+          <w:lang w:val="fr-FR"/>
         </w:rPr>
         <w:t>Les fonctionnalités peuvent être limitées en cas de maintenance ou de mise à jour.</w:t>
       </w:r>
@@ -3521,12 +3436,12 @@
           <w:numId w:val="36"/>
         </w:numPr>
         <w:rPr>
-          <w:lang/>
-        </w:rPr>
-      </w:pPr>
-      <w:r>
-        <w:rPr>
-          <w:lang/>
+          <w:lang w:val="fr-FR"/>
+        </w:rPr>
+      </w:pPr>
+      <w:r>
+        <w:rPr>
+          <w:lang w:val="fr-FR"/>
         </w:rPr>
         <w:t>Certaines fonctionnalités peuvent évoluer selon les contraintes du projet académique.</w:t>
       </w:r>
@@ -3536,14 +3451,14 @@
         <w:rPr>
           <w:b/>
           <w:bCs/>
-          <w:lang/>
+          <w:lang w:val="fr-FR"/>
         </w:rPr>
       </w:pPr>
       <w:r>
         <w:rPr>
           <w:b/>
           <w:bCs/>
-          <w:lang/>
+          <w:lang w:val="fr-FR"/>
         </w:rPr>
         <w:t xml:space="preserve"> Sécurité</w:t>
       </w:r>
@@ -3551,12 +3466,12 @@
     <w:p>
       <w:pPr>
         <w:rPr>
-          <w:lang/>
-        </w:rPr>
-      </w:pPr>
-      <w:r>
-        <w:rPr>
-          <w:lang/>
+          <w:lang w:val="fr-FR"/>
+        </w:rPr>
+      </w:pPr>
+      <w:r>
+        <w:rPr>
+          <w:lang w:val="fr-FR"/>
         </w:rPr>
         <w:t xml:space="preserve">La sécurité du système est un élément essentiel du projet afin de garantir la </w:t>
       </w:r>
@@ -3564,13 +3479,13 @@
         <w:rPr>
           <w:b/>
           <w:bCs/>
-          <w:lang/>
+          <w:lang w:val="fr-FR"/>
         </w:rPr>
         <w:t>confidentialité</w:t>
       </w:r>
       <w:r>
         <w:rPr>
-          <w:lang/>
+          <w:lang w:val="fr-FR"/>
         </w:rPr>
         <w:t>, l’</w:t>
       </w:r>
@@ -3578,13 +3493,13 @@
         <w:rPr>
           <w:b/>
           <w:bCs/>
-          <w:lang/>
+          <w:lang w:val="fr-FR"/>
         </w:rPr>
         <w:t>intégrité</w:t>
       </w:r>
       <w:r>
         <w:rPr>
-          <w:lang/>
+          <w:lang w:val="fr-FR"/>
         </w:rPr>
         <w:t xml:space="preserve"> et l’</w:t>
       </w:r>
@@ -3592,13 +3507,13 @@
         <w:rPr>
           <w:b/>
           <w:bCs/>
-          <w:lang/>
+          <w:lang w:val="fr-FR"/>
         </w:rPr>
         <w:t>accès contrôlé</w:t>
       </w:r>
       <w:r>
         <w:rPr>
-          <w:lang/>
+          <w:lang w:val="fr-FR"/>
         </w:rPr>
         <w:t xml:space="preserve"> aux données et aux fonctionnalités de la plateforme de covoiturage.</w:t>
       </w:r>
@@ -3606,7 +3521,7 @@
     <w:p>
       <w:pPr>
         <w:rPr>
-          <w:lang/>
+          <w:lang w:val="fr-FR"/>
         </w:rPr>
       </w:pPr>
     </w:p>
@@ -3615,16 +3530,13 @@
         <w:rPr>
           <w:b/>
           <w:bCs/>
-          <w:lang/>
         </w:rPr>
       </w:pPr>
       <w:r>
         <w:rPr>
           <w:b/>
           <w:bCs/>
-          <w:lang/>
-        </w:rPr>
-        <w:lastRenderedPageBreak/>
+        </w:rPr>
         <w:t>Authentification et contrôle d’accès</w:t>
       </w:r>
     </w:p>
@@ -3635,12 +3547,12 @@
           <w:numId w:val="37"/>
         </w:numPr>
         <w:rPr>
-          <w:lang/>
-        </w:rPr>
-      </w:pPr>
-      <w:r>
-        <w:rPr>
-          <w:lang/>
+          <w:lang w:val="fr-FR"/>
+        </w:rPr>
+      </w:pPr>
+      <w:r>
+        <w:rPr>
+          <w:lang w:val="fr-FR"/>
         </w:rPr>
         <w:t xml:space="preserve">L’accès à la plateforme nécessite une </w:t>
       </w:r>
@@ -3648,13 +3560,13 @@
         <w:rPr>
           <w:b/>
           <w:bCs/>
-          <w:lang/>
+          <w:lang w:val="fr-FR"/>
         </w:rPr>
         <w:t>authentification obligatoire</w:t>
       </w:r>
       <w:r>
         <w:rPr>
-          <w:lang/>
+          <w:lang w:val="fr-FR"/>
         </w:rPr>
         <w:t xml:space="preserve"> via un compte utilisateur.</w:t>
       </w:r>
@@ -3666,12 +3578,12 @@
           <w:numId w:val="37"/>
         </w:numPr>
         <w:rPr>
-          <w:lang/>
-        </w:rPr>
-      </w:pPr>
-      <w:r>
-        <w:rPr>
-          <w:lang/>
+          <w:lang w:val="fr-FR"/>
+        </w:rPr>
+      </w:pPr>
+      <w:r>
+        <w:rPr>
+          <w:lang w:val="fr-FR"/>
         </w:rPr>
         <w:t xml:space="preserve">L’inscription et la connexion se font à l’aide d’un </w:t>
       </w:r>
@@ -3679,13 +3591,13 @@
         <w:rPr>
           <w:b/>
           <w:bCs/>
-          <w:lang/>
+          <w:lang w:val="fr-FR"/>
         </w:rPr>
         <w:t>courriel institutionnel du collège</w:t>
       </w:r>
       <w:r>
         <w:rPr>
-          <w:lang/>
+          <w:lang w:val="fr-FR"/>
         </w:rPr>
         <w:t>, assurant que seuls les membres autorisés peuvent accéder au système.</w:t>
       </w:r>
@@ -3697,12 +3609,12 @@
           <w:numId w:val="37"/>
         </w:numPr>
         <w:rPr>
-          <w:lang/>
-        </w:rPr>
-      </w:pPr>
-      <w:r>
-        <w:rPr>
-          <w:lang/>
+          <w:lang w:val="fr-FR"/>
+        </w:rPr>
+      </w:pPr>
+      <w:r>
+        <w:rPr>
+          <w:lang w:val="fr-FR"/>
         </w:rPr>
         <w:t xml:space="preserve">Les droits d’accès aux fonctionnalités sont définis en fonction du </w:t>
       </w:r>
@@ -3710,13 +3622,13 @@
         <w:rPr>
           <w:b/>
           <w:bCs/>
-          <w:lang/>
+          <w:lang w:val="fr-FR"/>
         </w:rPr>
         <w:t>rôle de l’utilisateur</w:t>
       </w:r>
       <w:r>
         <w:rPr>
-          <w:lang/>
+          <w:lang w:val="fr-FR"/>
         </w:rPr>
         <w:t xml:space="preserve"> :</w:t>
       </w:r>
@@ -3727,14 +3639,8 @@
           <w:ilvl w:val="1"/>
           <w:numId w:val="37"/>
         </w:numPr>
-        <w:rPr>
-          <w:lang/>
-        </w:rPr>
-      </w:pPr>
-      <w:r>
-        <w:rPr>
-          <w:lang/>
-        </w:rPr>
+      </w:pPr>
+      <w:r>
         <w:t>Conducteur</w:t>
       </w:r>
     </w:p>
@@ -3744,14 +3650,8 @@
           <w:ilvl w:val="1"/>
           <w:numId w:val="37"/>
         </w:numPr>
-        <w:rPr>
-          <w:lang/>
-        </w:rPr>
-      </w:pPr>
-      <w:r>
-        <w:rPr>
-          <w:lang/>
-        </w:rPr>
+      </w:pPr>
+      <w:r>
         <w:t>Passager</w:t>
       </w:r>
     </w:p>
@@ -3761,37 +3661,23 @@
           <w:ilvl w:val="1"/>
           <w:numId w:val="37"/>
         </w:numPr>
-        <w:rPr>
-          <w:lang/>
-        </w:rPr>
-      </w:pPr>
-      <w:r>
-        <w:rPr>
-          <w:lang/>
-        </w:rPr>
+      </w:pPr>
+      <w:r>
         <w:t>Administrateur</w:t>
       </w:r>
     </w:p>
-    <w:p>
-      <w:pPr>
-        <w:rPr>
-          <w:lang/>
-        </w:rPr>
-      </w:pPr>
-    </w:p>
+    <w:p/>
     <w:p>
       <w:pPr>
         <w:rPr>
           <w:b/>
           <w:bCs/>
-          <w:lang/>
         </w:rPr>
       </w:pPr>
       <w:r>
         <w:rPr>
           <w:b/>
           <w:bCs/>
-          <w:lang/>
         </w:rPr>
         <w:t>Protection des données personnelles</w:t>
       </w:r>
@@ -3803,12 +3689,12 @@
           <w:numId w:val="38"/>
         </w:numPr>
         <w:rPr>
-          <w:lang/>
-        </w:rPr>
-      </w:pPr>
-      <w:r>
-        <w:rPr>
-          <w:lang/>
+          <w:lang w:val="fr-FR"/>
+        </w:rPr>
+      </w:pPr>
+      <w:r>
+        <w:rPr>
+          <w:lang w:val="fr-FR"/>
         </w:rPr>
         <w:t xml:space="preserve">Les données personnelles des utilisateurs (nom, courriel, téléphone) doivent être </w:t>
       </w:r>
@@ -3816,13 +3702,13 @@
         <w:rPr>
           <w:b/>
           <w:bCs/>
-          <w:lang/>
+          <w:lang w:val="fr-FR"/>
         </w:rPr>
         <w:t>stockées de manière sécurisée</w:t>
       </w:r>
       <w:r>
         <w:rPr>
-          <w:lang/>
+          <w:lang w:val="fr-FR"/>
         </w:rPr>
         <w:t>.</w:t>
       </w:r>
@@ -3834,12 +3720,12 @@
           <w:numId w:val="38"/>
         </w:numPr>
         <w:rPr>
-          <w:lang/>
-        </w:rPr>
-      </w:pPr>
-      <w:r>
-        <w:rPr>
-          <w:lang/>
+          <w:lang w:val="fr-FR"/>
+        </w:rPr>
+      </w:pPr>
+      <w:r>
+        <w:rPr>
+          <w:lang w:val="fr-FR"/>
         </w:rPr>
         <w:t>L’accès aux données est limité strictement aux fonctionnalités nécessaires au bon fonctionnement du système.</w:t>
       </w:r>
@@ -3851,12 +3737,12 @@
           <w:numId w:val="38"/>
         </w:numPr>
         <w:rPr>
-          <w:lang/>
-        </w:rPr>
-      </w:pPr>
-      <w:r>
-        <w:rPr>
-          <w:lang/>
+          <w:lang w:val="fr-FR"/>
+        </w:rPr>
+      </w:pPr>
+      <w:r>
+        <w:rPr>
+          <w:lang w:val="fr-FR"/>
         </w:rPr>
         <w:t>Les informations personnelles ne sont accessibles qu’aux utilisateurs concernés et à l’administrateur dans le cadre de la gestion du système.</w:t>
       </w:r>
@@ -3864,7 +3750,7 @@
     <w:p>
       <w:pPr>
         <w:rPr>
-          <w:lang/>
+          <w:lang w:val="fr-FR"/>
         </w:rPr>
       </w:pPr>
     </w:p>
@@ -3873,14 +3759,12 @@
         <w:rPr>
           <w:b/>
           <w:bCs/>
-          <w:lang/>
         </w:rPr>
       </w:pPr>
       <w:r>
         <w:rPr>
           <w:b/>
           <w:bCs/>
-          <w:lang/>
         </w:rPr>
         <w:t>Sécurité des communications</w:t>
       </w:r>
@@ -3892,13 +3776,14 @@
           <w:numId w:val="39"/>
         </w:numPr>
         <w:rPr>
-          <w:lang/>
-        </w:rPr>
-      </w:pPr>
-      <w:r>
-        <w:rPr>
-          <w:lang/>
-        </w:rPr>
+          <w:lang w:val="fr-FR"/>
+        </w:rPr>
+      </w:pPr>
+      <w:r>
+        <w:rPr>
+          <w:lang w:val="fr-FR"/>
+        </w:rPr>
+        <w:lastRenderedPageBreak/>
         <w:t>Les échanges entre le client (web ou mobile) et le serveur doivent être protégés afin d’éviter l’interception des données.</w:t>
       </w:r>
     </w:p>
@@ -3909,12 +3794,12 @@
           <w:numId w:val="39"/>
         </w:numPr>
         <w:rPr>
-          <w:lang/>
-        </w:rPr>
-      </w:pPr>
-      <w:r>
-        <w:rPr>
-          <w:lang/>
+          <w:lang w:val="fr-FR"/>
+        </w:rPr>
+      </w:pPr>
+      <w:r>
+        <w:rPr>
+          <w:lang w:val="fr-FR"/>
         </w:rPr>
         <w:t>Les communications doivent utiliser des mécanismes de protection standards (ex. communications sécurisées).</w:t>
       </w:r>
@@ -3922,7 +3807,7 @@
     <w:p>
       <w:pPr>
         <w:rPr>
-          <w:lang/>
+          <w:lang w:val="fr-FR"/>
         </w:rPr>
       </w:pPr>
     </w:p>
@@ -3931,14 +3816,14 @@
         <w:rPr>
           <w:b/>
           <w:bCs/>
-          <w:lang/>
+          <w:lang w:val="fr-FR"/>
         </w:rPr>
       </w:pPr>
       <w:r>
         <w:rPr>
           <w:b/>
           <w:bCs/>
-          <w:lang/>
+          <w:lang w:val="fr-FR"/>
         </w:rPr>
         <w:t>Gestion des comptes et des actions</w:t>
       </w:r>
@@ -3950,12 +3835,12 @@
           <w:numId w:val="40"/>
         </w:numPr>
         <w:rPr>
-          <w:lang/>
-        </w:rPr>
-      </w:pPr>
-      <w:r>
-        <w:rPr>
-          <w:lang/>
+          <w:lang w:val="fr-FR"/>
+        </w:rPr>
+      </w:pPr>
+      <w:r>
+        <w:rPr>
+          <w:lang w:val="fr-FR"/>
         </w:rPr>
         <w:t xml:space="preserve">Chaque utilisateur dispose d’un </w:t>
       </w:r>
@@ -3963,13 +3848,13 @@
         <w:rPr>
           <w:b/>
           <w:bCs/>
-          <w:lang/>
+          <w:lang w:val="fr-FR"/>
         </w:rPr>
         <w:t>compte unique</w:t>
       </w:r>
       <w:r>
         <w:rPr>
-          <w:lang/>
+          <w:lang w:val="fr-FR"/>
         </w:rPr>
         <w:t>.</w:t>
       </w:r>
@@ -3981,12 +3866,12 @@
           <w:numId w:val="40"/>
         </w:numPr>
         <w:rPr>
-          <w:lang/>
-        </w:rPr>
-      </w:pPr>
-      <w:r>
-        <w:rPr>
-          <w:lang/>
+          <w:lang w:val="fr-FR"/>
+        </w:rPr>
+      </w:pPr>
+      <w:r>
+        <w:rPr>
+          <w:lang w:val="fr-FR"/>
         </w:rPr>
         <w:t>Les actions importantes (création, modification, annulation de trajets) sont associées à l’utilisateur authentifié.</w:t>
       </w:r>
@@ -3998,12 +3883,12 @@
           <w:numId w:val="40"/>
         </w:numPr>
         <w:rPr>
-          <w:lang/>
-        </w:rPr>
-      </w:pPr>
-      <w:r>
-        <w:rPr>
-          <w:lang/>
+          <w:lang w:val="fr-FR"/>
+        </w:rPr>
+      </w:pPr>
+      <w:r>
+        <w:rPr>
+          <w:lang w:val="fr-FR"/>
         </w:rPr>
         <w:t>Un administrateur peut désactiver un compte en cas d’utilisation non conforme.</w:t>
       </w:r>
@@ -4011,7 +3896,7 @@
     <w:p>
       <w:pPr>
         <w:rPr>
-          <w:lang/>
+          <w:lang w:val="fr-FR"/>
         </w:rPr>
       </w:pPr>
     </w:p>
@@ -4020,14 +3905,12 @@
         <w:rPr>
           <w:b/>
           <w:bCs/>
-          <w:lang/>
         </w:rPr>
       </w:pPr>
       <w:r>
         <w:rPr>
           <w:b/>
           <w:bCs/>
-          <w:lang/>
         </w:rPr>
         <w:t>Prévention des usages non autorisés</w:t>
       </w:r>
@@ -4039,12 +3922,12 @@
           <w:numId w:val="41"/>
         </w:numPr>
         <w:rPr>
-          <w:lang/>
-        </w:rPr>
-      </w:pPr>
-      <w:r>
-        <w:rPr>
-          <w:lang/>
+          <w:lang w:val="fr-FR"/>
+        </w:rPr>
+      </w:pPr>
+      <w:r>
+        <w:rPr>
+          <w:lang w:val="fr-FR"/>
         </w:rPr>
         <w:t>Le système doit empêcher l’accès aux fonctionnalités sans authentification.</w:t>
       </w:r>
@@ -4056,12 +3939,12 @@
           <w:numId w:val="41"/>
         </w:numPr>
         <w:rPr>
-          <w:lang/>
-        </w:rPr>
-      </w:pPr>
-      <w:r>
-        <w:rPr>
-          <w:lang/>
+          <w:lang w:val="fr-FR"/>
+        </w:rPr>
+      </w:pPr>
+      <w:r>
+        <w:rPr>
+          <w:lang w:val="fr-FR"/>
         </w:rPr>
         <w:t>Les tentatives d’accès non autorisées peuvent être limitées afin de protéger le système.</w:t>
       </w:r>
@@ -4073,21 +3956,20 @@
           <w:numId w:val="41"/>
         </w:numPr>
         <w:rPr>
-          <w:lang/>
-        </w:rPr>
-      </w:pPr>
-      <w:r>
-        <w:rPr>
-          <w:lang/>
-        </w:rPr>
-        <w:lastRenderedPageBreak/>
+          <w:lang w:val="fr-FR"/>
+        </w:rPr>
+      </w:pPr>
+      <w:r>
+        <w:rPr>
+          <w:lang w:val="fr-FR"/>
+        </w:rPr>
         <w:t>Les utilisateurs doivent respecter les règles d’utilisation définies par la plateforme.</w:t>
       </w:r>
     </w:p>
     <w:p>
       <w:pPr>
         <w:rPr>
-          <w:lang/>
+          <w:lang w:val="fr-FR"/>
         </w:rPr>
       </w:pPr>
     </w:p>
@@ -4111,14 +3993,14 @@
         <w:rPr>
           <w:b/>
           <w:bCs/>
-          <w:lang/>
+          <w:lang w:val="fr-FR"/>
         </w:rPr>
       </w:pPr>
       <w:r>
         <w:rPr>
           <w:b/>
           <w:bCs/>
-          <w:lang/>
+          <w:lang w:val="fr-FR"/>
         </w:rPr>
         <w:t>3.4 Performance et scalabilité</w:t>
       </w:r>
@@ -4126,12 +4008,12 @@
     <w:p>
       <w:pPr>
         <w:rPr>
-          <w:lang/>
-        </w:rPr>
-      </w:pPr>
-      <w:r>
-        <w:rPr>
-          <w:lang/>
+          <w:lang w:val="fr-FR"/>
+        </w:rPr>
+      </w:pPr>
+      <w:r>
+        <w:rPr>
+          <w:lang w:val="fr-FR"/>
         </w:rPr>
         <w:t xml:space="preserve">Le système de covoiturage doit offrir des performances suffisantes pour garantir une </w:t>
       </w:r>
@@ -4139,13 +4021,13 @@
         <w:rPr>
           <w:b/>
           <w:bCs/>
-          <w:lang/>
+          <w:lang w:val="fr-FR"/>
         </w:rPr>
         <w:t>expérience utilisateur fluide</w:t>
       </w:r>
       <w:r>
         <w:rPr>
-          <w:lang/>
+          <w:lang w:val="fr-FR"/>
         </w:rPr>
         <w:t xml:space="preserve"> et répondre aux besoins des utilisateurs dans un contexte académique.</w:t>
       </w:r>
@@ -4153,7 +4035,7 @@
     <w:p>
       <w:pPr>
         <w:rPr>
-          <w:lang/>
+          <w:lang w:val="fr-FR"/>
         </w:rPr>
       </w:pPr>
     </w:p>
@@ -4162,14 +4044,12 @@
         <w:rPr>
           <w:b/>
           <w:bCs/>
-          <w:lang/>
         </w:rPr>
       </w:pPr>
       <w:r>
         <w:rPr>
           <w:b/>
           <w:bCs/>
-          <w:lang/>
         </w:rPr>
         <w:t>Performance</w:t>
       </w:r>
@@ -4181,12 +4061,12 @@
           <w:numId w:val="42"/>
         </w:numPr>
         <w:rPr>
-          <w:lang/>
-        </w:rPr>
-      </w:pPr>
-      <w:r>
-        <w:rPr>
-          <w:lang/>
+          <w:lang w:val="fr-FR"/>
+        </w:rPr>
+      </w:pPr>
+      <w:r>
+        <w:rPr>
+          <w:lang w:val="fr-FR"/>
         </w:rPr>
         <w:t>Le système doit répondre rapidement aux actions principales de l’utilisateur, telles que :</w:t>
       </w:r>
@@ -4197,14 +4077,8 @@
           <w:ilvl w:val="1"/>
           <w:numId w:val="42"/>
         </w:numPr>
-        <w:rPr>
-          <w:lang/>
-        </w:rPr>
-      </w:pPr>
-      <w:r>
-        <w:rPr>
-          <w:lang/>
-        </w:rPr>
+      </w:pPr>
+      <w:r>
         <w:t>Connexion au compte</w:t>
       </w:r>
     </w:p>
@@ -4214,14 +4088,8 @@
           <w:ilvl w:val="1"/>
           <w:numId w:val="42"/>
         </w:numPr>
-        <w:rPr>
-          <w:lang/>
-        </w:rPr>
-      </w:pPr>
-      <w:r>
-        <w:rPr>
-          <w:lang/>
-        </w:rPr>
+      </w:pPr>
+      <w:r>
         <w:t>Recherche de trajets</w:t>
       </w:r>
     </w:p>
@@ -4231,14 +4099,8 @@
           <w:ilvl w:val="1"/>
           <w:numId w:val="42"/>
         </w:numPr>
-        <w:rPr>
-          <w:lang/>
-        </w:rPr>
-      </w:pPr>
-      <w:r>
-        <w:rPr>
-          <w:lang/>
-        </w:rPr>
+      </w:pPr>
+      <w:r>
         <w:t>Consultation et réservation de trajets</w:t>
       </w:r>
     </w:p>
@@ -4249,12 +4111,12 @@
           <w:numId w:val="42"/>
         </w:numPr>
         <w:rPr>
-          <w:lang/>
-        </w:rPr>
-      </w:pPr>
-      <w:r>
-        <w:rPr>
-          <w:lang/>
+          <w:lang w:val="fr-FR"/>
+        </w:rPr>
+      </w:pPr>
+      <w:r>
+        <w:rPr>
+          <w:lang w:val="fr-FR"/>
         </w:rPr>
         <w:t xml:space="preserve">Le temps de réponse attendu pour les fonctionnalités courantes doit rester </w:t>
       </w:r>
@@ -4262,13 +4124,13 @@
         <w:rPr>
           <w:b/>
           <w:bCs/>
-          <w:lang/>
+          <w:lang w:val="fr-FR"/>
         </w:rPr>
         <w:t>raisonnable</w:t>
       </w:r>
       <w:r>
         <w:rPr>
-          <w:lang/>
+          <w:lang w:val="fr-FR"/>
         </w:rPr>
         <w:t>, afin de ne pas nuire à l’expérience utilisateur.</w:t>
       </w:r>
@@ -4280,12 +4142,12 @@
           <w:numId w:val="42"/>
         </w:numPr>
         <w:rPr>
-          <w:lang/>
-        </w:rPr>
-      </w:pPr>
-      <w:r>
-        <w:rPr>
-          <w:lang/>
+          <w:lang w:val="fr-FR"/>
+        </w:rPr>
+      </w:pPr>
+      <w:r>
+        <w:rPr>
+          <w:lang w:val="fr-FR"/>
         </w:rPr>
         <w:t>L’interface doit afficher clairement les résultats et les confirmations des actions effectuées.</w:t>
       </w:r>
@@ -4293,7 +4155,7 @@
     <w:p>
       <w:pPr>
         <w:rPr>
-          <w:lang/>
+          <w:lang w:val="fr-FR"/>
         </w:rPr>
       </w:pPr>
     </w:p>
@@ -4302,15 +4164,14 @@
         <w:rPr>
           <w:b/>
           <w:bCs/>
-          <w:lang/>
         </w:rPr>
       </w:pPr>
       <w:r>
         <w:rPr>
           <w:b/>
           <w:bCs/>
-          <w:lang/>
-        </w:rPr>
+        </w:rPr>
+        <w:lastRenderedPageBreak/>
         <w:t>Scalabilité</w:t>
       </w:r>
     </w:p>
@@ -4321,12 +4182,12 @@
           <w:numId w:val="43"/>
         </w:numPr>
         <w:rPr>
-          <w:lang/>
-        </w:rPr>
-      </w:pPr>
-      <w:r>
-        <w:rPr>
-          <w:lang/>
+          <w:lang w:val="fr-FR"/>
+        </w:rPr>
+      </w:pPr>
+      <w:r>
+        <w:rPr>
+          <w:lang w:val="fr-FR"/>
         </w:rPr>
         <w:t xml:space="preserve">Le système doit être capable de supporter </w:t>
       </w:r>
@@ -4334,13 +4195,13 @@
         <w:rPr>
           <w:b/>
           <w:bCs/>
-          <w:lang/>
+          <w:lang w:val="fr-FR"/>
         </w:rPr>
         <w:t>plusieurs utilisateurs simultanés</w:t>
       </w:r>
       <w:r>
         <w:rPr>
-          <w:lang/>
+          <w:lang w:val="fr-FR"/>
         </w:rPr>
         <w:t>, notamment lors des périodes de forte utilisation (début ou fin de journée).</w:t>
       </w:r>
@@ -4352,12 +4213,12 @@
           <w:numId w:val="43"/>
         </w:numPr>
         <w:rPr>
-          <w:lang/>
-        </w:rPr>
-      </w:pPr>
-      <w:r>
-        <w:rPr>
-          <w:lang/>
+          <w:lang w:val="fr-FR"/>
+        </w:rPr>
+      </w:pPr>
+      <w:r>
+        <w:rPr>
+          <w:lang w:val="fr-FR"/>
         </w:rPr>
         <w:t xml:space="preserve">L’architecture choisie doit permettre une </w:t>
       </w:r>
@@ -4365,13 +4226,13 @@
         <w:rPr>
           <w:b/>
           <w:bCs/>
-          <w:lang/>
+          <w:lang w:val="fr-FR"/>
         </w:rPr>
         <w:t>évolution future</w:t>
       </w:r>
       <w:r>
         <w:rPr>
-          <w:lang/>
+          <w:lang w:val="fr-FR"/>
         </w:rPr>
         <w:t xml:space="preserve"> du projet, par exemple :</w:t>
       </w:r>
@@ -4382,14 +4243,8 @@
           <w:ilvl w:val="1"/>
           <w:numId w:val="43"/>
         </w:numPr>
-        <w:rPr>
-          <w:lang/>
-        </w:rPr>
-      </w:pPr>
-      <w:r>
-        <w:rPr>
-          <w:lang/>
-        </w:rPr>
+      </w:pPr>
+      <w:r>
         <w:t>Ajout de nouvelles fonctionnalités</w:t>
       </w:r>
     </w:p>
@@ -4399,14 +4254,8 @@
           <w:ilvl w:val="1"/>
           <w:numId w:val="43"/>
         </w:numPr>
-        <w:rPr>
-          <w:lang/>
-        </w:rPr>
-      </w:pPr>
-      <w:r>
-        <w:rPr>
-          <w:lang/>
-        </w:rPr>
+      </w:pPr>
+      <w:r>
         <w:t>Augmentation du nombre d’utilisateurs</w:t>
       </w:r>
     </w:p>
@@ -4417,12 +4266,12 @@
           <w:numId w:val="43"/>
         </w:numPr>
         <w:rPr>
-          <w:lang/>
-        </w:rPr>
-      </w:pPr>
-      <w:r>
-        <w:rPr>
-          <w:lang/>
+          <w:lang w:val="fr-FR"/>
+        </w:rPr>
+      </w:pPr>
+      <w:r>
+        <w:rPr>
+          <w:lang w:val="fr-FR"/>
         </w:rPr>
         <w:t>La conception doit rester suffisamment flexible pour s’adapter à une utilisation plus large sans remise en cause majeure du système.</w:t>
       </w:r>
@@ -4430,7 +4279,7 @@
     <w:p>
       <w:pPr>
         <w:rPr>
-          <w:lang/>
+          <w:lang w:val="fr-FR"/>
         </w:rPr>
       </w:pPr>
     </w:p>
@@ -4439,14 +4288,12 @@
         <w:rPr>
           <w:b/>
           <w:bCs/>
-          <w:lang/>
         </w:rPr>
       </w:pPr>
       <w:r>
         <w:rPr>
           <w:b/>
           <w:bCs/>
-          <w:lang/>
         </w:rPr>
         <w:t>Contraintes académiques</w:t>
       </w:r>
@@ -4458,12 +4305,12 @@
           <w:numId w:val="44"/>
         </w:numPr>
         <w:rPr>
-          <w:lang/>
-        </w:rPr>
-      </w:pPr>
-      <w:r>
-        <w:rPr>
-          <w:lang/>
+          <w:lang w:val="fr-FR"/>
+        </w:rPr>
+      </w:pPr>
+      <w:r>
+        <w:rPr>
+          <w:lang w:val="fr-FR"/>
         </w:rPr>
         <w:t xml:space="preserve">Les exigences de performance et de scalabilité sont adaptées au cadre d’un </w:t>
       </w:r>
@@ -4471,13 +4318,13 @@
         <w:rPr>
           <w:b/>
           <w:bCs/>
-          <w:lang/>
+          <w:lang w:val="fr-FR"/>
         </w:rPr>
         <w:t>projet académique</w:t>
       </w:r>
       <w:r>
         <w:rPr>
-          <w:lang/>
+          <w:lang w:val="fr-FR"/>
         </w:rPr>
         <w:t>.</w:t>
       </w:r>
@@ -4489,12 +4336,12 @@
           <w:numId w:val="44"/>
         </w:numPr>
         <w:rPr>
-          <w:lang/>
-        </w:rPr>
-      </w:pPr>
-      <w:r>
-        <w:rPr>
-          <w:lang/>
+          <w:lang w:val="fr-FR"/>
+        </w:rPr>
+      </w:pPr>
+      <w:r>
+        <w:rPr>
+          <w:lang w:val="fr-FR"/>
         </w:rPr>
         <w:t>Le système n’est pas conçu pour une charge massive de type commercial, mais doit rester stable et fiable dans un contexte institutionnel.</w:t>
       </w:r>
@@ -4502,7 +4349,7 @@
     <w:p>
       <w:pPr>
         <w:rPr>
-          <w:lang/>
+          <w:lang w:val="fr-FR"/>
         </w:rPr>
       </w:pPr>
     </w:p>
@@ -4517,7 +4364,6 @@
         <w:rPr>
           <w:lang w:val="fr-FR"/>
         </w:rPr>
-        <w:lastRenderedPageBreak/>
         <w:t xml:space="preserve"> Contraintes</w:t>
       </w:r>
     </w:p>
@@ -4980,6 +4826,7 @@
               <w:spacing w:after="160" w:line="259" w:lineRule="auto"/>
             </w:pPr>
             <w:r>
+              <w:lastRenderedPageBreak/>
               <w:t>Sprint 1</w:t>
             </w:r>
           </w:p>
@@ -5621,7 +5468,6 @@
           <w:bCs/>
           <w:sz w:val="36"/>
           <w:szCs w:val="36"/>
-          <w:lang/>
         </w:rPr>
         <w:t xml:space="preserve"> Modalité de validation </w:t>
       </w:r>
@@ -5633,7 +5479,7 @@
           <w:rFonts w:ascii="Times New Roman" w:eastAsia="Times New Roman" w:hAnsi="Times New Roman" w:cs="Times New Roman"/>
           <w:sz w:val="24"/>
           <w:szCs w:val="24"/>
-          <w:lang/>
+          <w:lang w:val="fr-FR"/>
         </w:rPr>
       </w:pPr>
       <w:r>
@@ -5641,7 +5487,7 @@
           <w:rFonts w:ascii="Times New Roman" w:eastAsia="Times New Roman" w:hAnsi="Times New Roman" w:cs="Times New Roman"/>
           <w:sz w:val="24"/>
           <w:szCs w:val="24"/>
-          <w:lang/>
+          <w:lang w:val="fr-FR"/>
         </w:rPr>
         <w:t xml:space="preserve">La validation du projet vise à s’assurer que la solution développée répond correctement aux </w:t>
       </w:r>
@@ -5652,7 +5498,7 @@
           <w:bCs/>
           <w:sz w:val="24"/>
           <w:szCs w:val="24"/>
-          <w:lang/>
+          <w:lang w:val="fr-FR"/>
         </w:rPr>
         <w:t>besoins fonctionnels</w:t>
       </w:r>
@@ -5661,7 +5507,7 @@
           <w:rFonts w:ascii="Times New Roman" w:eastAsia="Times New Roman" w:hAnsi="Times New Roman" w:cs="Times New Roman"/>
           <w:sz w:val="24"/>
           <w:szCs w:val="24"/>
-          <w:lang/>
+          <w:lang w:val="fr-FR"/>
         </w:rPr>
         <w:t xml:space="preserve">, aux </w:t>
       </w:r>
@@ -5672,7 +5518,7 @@
           <w:bCs/>
           <w:sz w:val="24"/>
           <w:szCs w:val="24"/>
-          <w:lang/>
+          <w:lang w:val="fr-FR"/>
         </w:rPr>
         <w:t>exigences non fonctionnelles</w:t>
       </w:r>
@@ -5681,7 +5527,7 @@
           <w:rFonts w:ascii="Times New Roman" w:eastAsia="Times New Roman" w:hAnsi="Times New Roman" w:cs="Times New Roman"/>
           <w:sz w:val="24"/>
           <w:szCs w:val="24"/>
-          <w:lang/>
+          <w:lang w:val="fr-FR"/>
         </w:rPr>
         <w:t xml:space="preserve"> et aux </w:t>
       </w:r>
@@ -5692,7 +5538,7 @@
           <w:bCs/>
           <w:sz w:val="24"/>
           <w:szCs w:val="24"/>
-          <w:lang/>
+          <w:lang w:val="fr-FR"/>
         </w:rPr>
         <w:t>objectifs définis</w:t>
       </w:r>
@@ -5701,7 +5547,7 @@
           <w:rFonts w:ascii="Times New Roman" w:eastAsia="Times New Roman" w:hAnsi="Times New Roman" w:cs="Times New Roman"/>
           <w:sz w:val="24"/>
           <w:szCs w:val="24"/>
-          <w:lang/>
+          <w:lang w:val="fr-FR"/>
         </w:rPr>
         <w:t xml:space="preserve"> dans le présent cahier des charges.</w:t>
       </w:r>
@@ -5713,7 +5559,7 @@
           <w:rFonts w:ascii="Times New Roman" w:eastAsia="Times New Roman" w:hAnsi="Times New Roman" w:cs="Times New Roman"/>
           <w:sz w:val="24"/>
           <w:szCs w:val="24"/>
-          <w:lang/>
+          <w:lang w:val="fr-FR"/>
         </w:rPr>
       </w:pPr>
       <w:r>
@@ -5721,7 +5567,7 @@
           <w:rFonts w:ascii="Times New Roman" w:eastAsia="Times New Roman" w:hAnsi="Times New Roman" w:cs="Times New Roman"/>
           <w:sz w:val="24"/>
           <w:szCs w:val="24"/>
-          <w:lang/>
+          <w:lang w:val="fr-FR"/>
         </w:rPr>
         <w:t>Les tests seront réalisés tout au long du projet et particulièrement à la fin de chaque sprint.</w:t>
       </w:r>
@@ -5733,7 +5579,7 @@
           <w:rFonts w:ascii="Times New Roman" w:eastAsia="Times New Roman" w:hAnsi="Times New Roman" w:cs="Times New Roman"/>
           <w:sz w:val="24"/>
           <w:szCs w:val="24"/>
-          <w:lang/>
+          <w:lang w:val="fr-FR"/>
         </w:rPr>
       </w:pPr>
     </w:p>
@@ -5747,7 +5593,7 @@
           <w:bCs/>
           <w:sz w:val="27"/>
           <w:szCs w:val="27"/>
-          <w:lang/>
+          <w:lang w:val="fr-FR"/>
         </w:rPr>
       </w:pPr>
       <w:r>
@@ -5757,7 +5603,7 @@
           <w:bCs/>
           <w:sz w:val="27"/>
           <w:szCs w:val="27"/>
-          <w:lang/>
+          <w:lang w:val="fr-FR"/>
         </w:rPr>
         <w:t>Tests fonctionnels</w:t>
       </w:r>
@@ -5769,7 +5615,7 @@
           <w:rFonts w:ascii="Times New Roman" w:eastAsia="Times New Roman" w:hAnsi="Times New Roman" w:cs="Times New Roman"/>
           <w:sz w:val="24"/>
           <w:szCs w:val="24"/>
-          <w:lang/>
+          <w:lang w:val="fr-FR"/>
         </w:rPr>
       </w:pPr>
       <w:r>
@@ -5777,7 +5623,7 @@
           <w:rFonts w:ascii="Times New Roman" w:eastAsia="Times New Roman" w:hAnsi="Times New Roman" w:cs="Times New Roman"/>
           <w:sz w:val="24"/>
           <w:szCs w:val="24"/>
-          <w:lang/>
+          <w:lang w:val="fr-FR"/>
         </w:rPr>
         <w:t>Les tests fonctionnels permettent de vérifier que chaque fonctionnalité du système fonctionne conformément aux exigences définies.</w:t>
       </w:r>
@@ -5789,7 +5635,6 @@
           <w:rFonts w:ascii="Times New Roman" w:eastAsia="Times New Roman" w:hAnsi="Times New Roman" w:cs="Times New Roman"/>
           <w:sz w:val="24"/>
           <w:szCs w:val="24"/>
-          <w:lang/>
         </w:rPr>
       </w:pPr>
       <w:r>
@@ -5797,7 +5642,6 @@
           <w:rFonts w:ascii="Times New Roman" w:eastAsia="Times New Roman" w:hAnsi="Times New Roman" w:cs="Times New Roman"/>
           <w:sz w:val="24"/>
           <w:szCs w:val="24"/>
-          <w:lang/>
         </w:rPr>
         <w:t>Ils incluent notamment :</w:t>
       </w:r>
@@ -5813,7 +5657,7 @@
           <w:rFonts w:ascii="Times New Roman" w:eastAsia="Times New Roman" w:hAnsi="Times New Roman" w:cs="Times New Roman"/>
           <w:sz w:val="24"/>
           <w:szCs w:val="24"/>
-          <w:lang/>
+          <w:lang w:val="fr-FR"/>
         </w:rPr>
       </w:pPr>
       <w:r>
@@ -5821,7 +5665,7 @@
           <w:rFonts w:ascii="Times New Roman" w:eastAsia="Times New Roman" w:hAnsi="Times New Roman" w:cs="Times New Roman"/>
           <w:sz w:val="24"/>
           <w:szCs w:val="24"/>
-          <w:lang/>
+          <w:lang w:val="fr-FR"/>
         </w:rPr>
         <w:t>Test de l’inscription et de l’authentification des utilisateurs</w:t>
       </w:r>
@@ -5837,7 +5681,7 @@
           <w:rFonts w:ascii="Times New Roman" w:eastAsia="Times New Roman" w:hAnsi="Times New Roman" w:cs="Times New Roman"/>
           <w:sz w:val="24"/>
           <w:szCs w:val="24"/>
-          <w:lang/>
+          <w:lang w:val="fr-FR"/>
         </w:rPr>
       </w:pPr>
       <w:r>
@@ -5845,7 +5689,7 @@
           <w:rFonts w:ascii="Times New Roman" w:eastAsia="Times New Roman" w:hAnsi="Times New Roman" w:cs="Times New Roman"/>
           <w:sz w:val="24"/>
           <w:szCs w:val="24"/>
-          <w:lang/>
+          <w:lang w:val="fr-FR"/>
         </w:rPr>
         <w:t>Test de la création, de la modification et de l’annulation des trajets</w:t>
       </w:r>
@@ -5861,7 +5705,7 @@
           <w:rFonts w:ascii="Times New Roman" w:eastAsia="Times New Roman" w:hAnsi="Times New Roman" w:cs="Times New Roman"/>
           <w:sz w:val="24"/>
           <w:szCs w:val="24"/>
-          <w:lang/>
+          <w:lang w:val="fr-FR"/>
         </w:rPr>
       </w:pPr>
       <w:r>
@@ -5869,7 +5713,7 @@
           <w:rFonts w:ascii="Times New Roman" w:eastAsia="Times New Roman" w:hAnsi="Times New Roman" w:cs="Times New Roman"/>
           <w:sz w:val="24"/>
           <w:szCs w:val="24"/>
-          <w:lang/>
+          <w:lang w:val="fr-FR"/>
         </w:rPr>
         <w:t>Test de la recherche et de la réservation de trajets</w:t>
       </w:r>
@@ -5885,7 +5729,7 @@
           <w:rFonts w:ascii="Times New Roman" w:eastAsia="Times New Roman" w:hAnsi="Times New Roman" w:cs="Times New Roman"/>
           <w:sz w:val="24"/>
           <w:szCs w:val="24"/>
-          <w:lang/>
+          <w:lang w:val="fr-FR"/>
         </w:rPr>
       </w:pPr>
       <w:r>
@@ -5893,7 +5737,7 @@
           <w:rFonts w:ascii="Times New Roman" w:eastAsia="Times New Roman" w:hAnsi="Times New Roman" w:cs="Times New Roman"/>
           <w:sz w:val="24"/>
           <w:szCs w:val="24"/>
-          <w:lang/>
+          <w:lang w:val="fr-FR"/>
         </w:rPr>
         <w:t>Test de la gestion des rôles (conducteur, passager, administrateur)</w:t>
       </w:r>
@@ -5909,7 +5753,7 @@
           <w:rFonts w:ascii="Times New Roman" w:eastAsia="Times New Roman" w:hAnsi="Times New Roman" w:cs="Times New Roman"/>
           <w:sz w:val="24"/>
           <w:szCs w:val="24"/>
-          <w:lang/>
+          <w:lang w:val="fr-FR"/>
         </w:rPr>
       </w:pPr>
       <w:r>
@@ -5917,8 +5761,9 @@
           <w:rFonts w:ascii="Times New Roman" w:eastAsia="Times New Roman" w:hAnsi="Times New Roman" w:cs="Times New Roman"/>
           <w:sz w:val="24"/>
           <w:szCs w:val="24"/>
-          <w:lang/>
-        </w:rPr>
+          <w:lang w:val="fr-FR"/>
+        </w:rPr>
+        <w:lastRenderedPageBreak/>
         <w:t>Test des notifications et de l’historique des trajets</w:t>
       </w:r>
     </w:p>
@@ -5929,7 +5774,7 @@
           <w:rFonts w:ascii="Times New Roman" w:eastAsia="Times New Roman" w:hAnsi="Times New Roman" w:cs="Times New Roman"/>
           <w:sz w:val="24"/>
           <w:szCs w:val="24"/>
-          <w:lang/>
+          <w:lang w:val="fr-FR"/>
         </w:rPr>
       </w:pPr>
     </w:p>
@@ -5943,7 +5788,7 @@
           <w:bCs/>
           <w:sz w:val="27"/>
           <w:szCs w:val="27"/>
-          <w:lang/>
+          <w:lang w:val="fr-FR"/>
         </w:rPr>
       </w:pPr>
       <w:r>
@@ -5953,7 +5798,7 @@
           <w:bCs/>
           <w:sz w:val="27"/>
           <w:szCs w:val="27"/>
-          <w:lang/>
+          <w:lang w:val="fr-FR"/>
         </w:rPr>
         <w:t>Tests de sécurité</w:t>
       </w:r>
@@ -5965,7 +5810,7 @@
           <w:rFonts w:ascii="Times New Roman" w:eastAsia="Times New Roman" w:hAnsi="Times New Roman" w:cs="Times New Roman"/>
           <w:sz w:val="24"/>
           <w:szCs w:val="24"/>
-          <w:lang/>
+          <w:lang w:val="fr-FR"/>
         </w:rPr>
       </w:pPr>
       <w:r>
@@ -5973,7 +5818,7 @@
           <w:rFonts w:ascii="Times New Roman" w:eastAsia="Times New Roman" w:hAnsi="Times New Roman" w:cs="Times New Roman"/>
           <w:sz w:val="24"/>
           <w:szCs w:val="24"/>
-          <w:lang/>
+          <w:lang w:val="fr-FR"/>
         </w:rPr>
         <w:t>Les tests de sécurité permettent de vérifier :</w:t>
       </w:r>
@@ -5989,7 +5834,7 @@
           <w:rFonts w:ascii="Times New Roman" w:eastAsia="Times New Roman" w:hAnsi="Times New Roman" w:cs="Times New Roman"/>
           <w:sz w:val="24"/>
           <w:szCs w:val="24"/>
-          <w:lang/>
+          <w:lang w:val="fr-FR"/>
         </w:rPr>
       </w:pPr>
       <w:r>
@@ -5997,7 +5842,7 @@
           <w:rFonts w:ascii="Times New Roman" w:eastAsia="Times New Roman" w:hAnsi="Times New Roman" w:cs="Times New Roman"/>
           <w:sz w:val="24"/>
           <w:szCs w:val="24"/>
-          <w:lang/>
+          <w:lang w:val="fr-FR"/>
         </w:rPr>
         <w:t>L’accès restreint aux fonctionnalités selon le rôle de l’utilisateur</w:t>
       </w:r>
@@ -6013,7 +5858,7 @@
           <w:rFonts w:ascii="Times New Roman" w:eastAsia="Times New Roman" w:hAnsi="Times New Roman" w:cs="Times New Roman"/>
           <w:sz w:val="24"/>
           <w:szCs w:val="24"/>
-          <w:lang/>
+          <w:lang w:val="fr-FR"/>
         </w:rPr>
       </w:pPr>
       <w:r>
@@ -6021,7 +5866,7 @@
           <w:rFonts w:ascii="Times New Roman" w:eastAsia="Times New Roman" w:hAnsi="Times New Roman" w:cs="Times New Roman"/>
           <w:sz w:val="24"/>
           <w:szCs w:val="24"/>
-          <w:lang/>
+          <w:lang w:val="fr-FR"/>
         </w:rPr>
         <w:t>L’impossibilité d’accéder au système sans authentification</w:t>
       </w:r>
@@ -6037,7 +5882,7 @@
           <w:rFonts w:ascii="Times New Roman" w:eastAsia="Times New Roman" w:hAnsi="Times New Roman" w:cs="Times New Roman"/>
           <w:sz w:val="24"/>
           <w:szCs w:val="24"/>
-          <w:lang/>
+          <w:lang w:val="fr-FR"/>
         </w:rPr>
       </w:pPr>
       <w:r>
@@ -6045,7 +5890,7 @@
           <w:rFonts w:ascii="Times New Roman" w:eastAsia="Times New Roman" w:hAnsi="Times New Roman" w:cs="Times New Roman"/>
           <w:sz w:val="24"/>
           <w:szCs w:val="24"/>
-          <w:lang/>
+          <w:lang w:val="fr-FR"/>
         </w:rPr>
         <w:t>La protection des données personnelles des utilisateurs</w:t>
       </w:r>
@@ -6057,7 +5902,7 @@
           <w:rFonts w:ascii="Times New Roman" w:eastAsia="Times New Roman" w:hAnsi="Times New Roman" w:cs="Times New Roman"/>
           <w:sz w:val="24"/>
           <w:szCs w:val="24"/>
-          <w:lang/>
+          <w:lang w:val="fr-FR"/>
         </w:rPr>
       </w:pPr>
     </w:p>
@@ -6071,7 +5916,7 @@
           <w:bCs/>
           <w:sz w:val="27"/>
           <w:szCs w:val="27"/>
-          <w:lang/>
+          <w:lang w:val="fr-FR"/>
         </w:rPr>
       </w:pPr>
       <w:r>
@@ -6081,7 +5926,7 @@
           <w:bCs/>
           <w:sz w:val="27"/>
           <w:szCs w:val="27"/>
-          <w:lang/>
+          <w:lang w:val="fr-FR"/>
         </w:rPr>
         <w:t>Tests de performance</w:t>
       </w:r>
@@ -6093,7 +5938,7 @@
           <w:rFonts w:ascii="Times New Roman" w:eastAsia="Times New Roman" w:hAnsi="Times New Roman" w:cs="Times New Roman"/>
           <w:sz w:val="24"/>
           <w:szCs w:val="24"/>
-          <w:lang/>
+          <w:lang w:val="fr-FR"/>
         </w:rPr>
       </w:pPr>
       <w:r>
@@ -6101,7 +5946,7 @@
           <w:rFonts w:ascii="Times New Roman" w:eastAsia="Times New Roman" w:hAnsi="Times New Roman" w:cs="Times New Roman"/>
           <w:sz w:val="24"/>
           <w:szCs w:val="24"/>
-          <w:lang/>
+          <w:lang w:val="fr-FR"/>
         </w:rPr>
         <w:t>Les tests de performance visent à s’assurer que :</w:t>
       </w:r>
@@ -6117,7 +5962,7 @@
           <w:rFonts w:ascii="Times New Roman" w:eastAsia="Times New Roman" w:hAnsi="Times New Roman" w:cs="Times New Roman"/>
           <w:sz w:val="24"/>
           <w:szCs w:val="24"/>
-          <w:lang/>
+          <w:lang w:val="fr-FR"/>
         </w:rPr>
       </w:pPr>
       <w:r>
@@ -6125,7 +5970,7 @@
           <w:rFonts w:ascii="Times New Roman" w:eastAsia="Times New Roman" w:hAnsi="Times New Roman" w:cs="Times New Roman"/>
           <w:sz w:val="24"/>
           <w:szCs w:val="24"/>
-          <w:lang/>
+          <w:lang w:val="fr-FR"/>
         </w:rPr>
         <w:t>Le temps de réponse du système reste acceptable lors des actions courantes</w:t>
       </w:r>
@@ -6141,7 +5986,7 @@
           <w:rFonts w:ascii="Times New Roman" w:eastAsia="Times New Roman" w:hAnsi="Times New Roman" w:cs="Times New Roman"/>
           <w:sz w:val="24"/>
           <w:szCs w:val="24"/>
-          <w:lang/>
+          <w:lang w:val="fr-FR"/>
         </w:rPr>
       </w:pPr>
       <w:r>
@@ -6149,7 +5994,7 @@
           <w:rFonts w:ascii="Times New Roman" w:eastAsia="Times New Roman" w:hAnsi="Times New Roman" w:cs="Times New Roman"/>
           <w:sz w:val="24"/>
           <w:szCs w:val="24"/>
-          <w:lang/>
+          <w:lang w:val="fr-FR"/>
         </w:rPr>
         <w:t>Le système demeure stable avec plusieurs utilisateurs simultanés</w:t>
       </w:r>
@@ -6158,7 +6003,7 @@
       <w:pPr>
         <w:pStyle w:val="Titre2"/>
         <w:rPr>
-          <w:lang/>
+          <w:lang w:val="fr-FR"/>
         </w:rPr>
       </w:pPr>
     </w:p>
@@ -6172,9 +6017,14 @@
     <w:p>
       <w:pPr>
         <w:pStyle w:val="Titre2"/>
-      </w:pPr>
-      <w:r>
-        <w:lastRenderedPageBreak/>
+        <w:rPr>
+          <w:lang w:val="fr-FR"/>
+        </w:rPr>
+      </w:pPr>
+      <w:r>
+        <w:rPr>
+          <w:lang w:val="fr-FR"/>
+        </w:rPr>
         <w:t xml:space="preserve"> Conclusion</w:t>
       </w:r>
     </w:p>
@@ -6186,6 +6036,9 @@
         </w:rPr>
       </w:pPr>
       <w:r>
+        <w:rPr>
+          <w:lang w:val="fr-FR"/>
+        </w:rPr>
         <w:t>Ce cahier des charges définit les bases fonctionnelles et techniques du projet de covoiturage. Il servira de document de référence tout au long du développement afin d’assurer la cohérence du projet, le respect des exigences et la réussite des objectifs académiques</w:t>
       </w:r>
       <w:r>
@@ -6677,6 +6530,155 @@
     </w:lvl>
   </w:abstractNum>
   <w:abstractNum w:abstractNumId="11" w15:restartNumberingAfterBreak="0">
+    <w:nsid w:val="10554B59"/>
+    <w:multiLevelType w:val="multilevel"/>
+    <w:tmpl w:val="CF128792"/>
+    <w:lvl w:ilvl="0">
+      <w:start w:val="1"/>
+      <w:numFmt w:val="bullet"/>
+      <w:lvlText w:val=""/>
+      <w:lvlJc w:val="left"/>
+      <w:pPr>
+        <w:tabs>
+          <w:tab w:val="num" w:pos="720"/>
+        </w:tabs>
+        <w:ind w:left="720" w:hanging="360"/>
+      </w:pPr>
+      <w:rPr>
+        <w:rFonts w:ascii="Symbol" w:hAnsi="Symbol" w:hint="default"/>
+        <w:sz w:val="20"/>
+      </w:rPr>
+    </w:lvl>
+    <w:lvl w:ilvl="1" w:tentative="1">
+      <w:start w:val="1"/>
+      <w:numFmt w:val="bullet"/>
+      <w:lvlText w:val="o"/>
+      <w:lvlJc w:val="left"/>
+      <w:pPr>
+        <w:tabs>
+          <w:tab w:val="num" w:pos="1440"/>
+        </w:tabs>
+        <w:ind w:left="1440" w:hanging="360"/>
+      </w:pPr>
+      <w:rPr>
+        <w:rFonts w:ascii="Courier New" w:hAnsi="Courier New" w:hint="default"/>
+        <w:sz w:val="20"/>
+      </w:rPr>
+    </w:lvl>
+    <w:lvl w:ilvl="2" w:tentative="1">
+      <w:start w:val="1"/>
+      <w:numFmt w:val="bullet"/>
+      <w:lvlText w:val=""/>
+      <w:lvlJc w:val="left"/>
+      <w:pPr>
+        <w:tabs>
+          <w:tab w:val="num" w:pos="2160"/>
+        </w:tabs>
+        <w:ind w:left="2160" w:hanging="360"/>
+      </w:pPr>
+      <w:rPr>
+        <w:rFonts w:ascii="Wingdings" w:hAnsi="Wingdings" w:hint="default"/>
+        <w:sz w:val="20"/>
+      </w:rPr>
+    </w:lvl>
+    <w:lvl w:ilvl="3" w:tentative="1">
+      <w:start w:val="1"/>
+      <w:numFmt w:val="bullet"/>
+      <w:lvlText w:val=""/>
+      <w:lvlJc w:val="left"/>
+      <w:pPr>
+        <w:tabs>
+          <w:tab w:val="num" w:pos="2880"/>
+        </w:tabs>
+        <w:ind w:left="2880" w:hanging="360"/>
+      </w:pPr>
+      <w:rPr>
+        <w:rFonts w:ascii="Wingdings" w:hAnsi="Wingdings" w:hint="default"/>
+        <w:sz w:val="20"/>
+      </w:rPr>
+    </w:lvl>
+    <w:lvl w:ilvl="4" w:tentative="1">
+      <w:start w:val="1"/>
+      <w:numFmt w:val="bullet"/>
+      <w:lvlText w:val=""/>
+      <w:lvlJc w:val="left"/>
+      <w:pPr>
+        <w:tabs>
+          <w:tab w:val="num" w:pos="3600"/>
+        </w:tabs>
+        <w:ind w:left="3600" w:hanging="360"/>
+      </w:pPr>
+      <w:rPr>
+        <w:rFonts w:ascii="Wingdings" w:hAnsi="Wingdings" w:hint="default"/>
+        <w:sz w:val="20"/>
+      </w:rPr>
+    </w:lvl>
+    <w:lvl w:ilvl="5" w:tentative="1">
+      <w:start w:val="1"/>
+      <w:numFmt w:val="bullet"/>
+      <w:lvlText w:val=""/>
+      <w:lvlJc w:val="left"/>
+      <w:pPr>
+        <w:tabs>
+          <w:tab w:val="num" w:pos="4320"/>
+        </w:tabs>
+        <w:ind w:left="4320" w:hanging="360"/>
+      </w:pPr>
+      <w:rPr>
+        <w:rFonts w:ascii="Wingdings" w:hAnsi="Wingdings" w:hint="default"/>
+        <w:sz w:val="20"/>
+      </w:rPr>
+    </w:lvl>
+    <w:lvl w:ilvl="6" w:tentative="1">
+      <w:start w:val="1"/>
+      <w:numFmt w:val="bullet"/>
+      <w:lvlText w:val=""/>
+      <w:lvlJc w:val="left"/>
+      <w:pPr>
+        <w:tabs>
+          <w:tab w:val="num" w:pos="5040"/>
+        </w:tabs>
+        <w:ind w:left="5040" w:hanging="360"/>
+      </w:pPr>
+      <w:rPr>
+        <w:rFonts w:ascii="Wingdings" w:hAnsi="Wingdings" w:hint="default"/>
+        <w:sz w:val="20"/>
+      </w:rPr>
+    </w:lvl>
+    <w:lvl w:ilvl="7" w:tentative="1">
+      <w:start w:val="1"/>
+      <w:numFmt w:val="bullet"/>
+      <w:lvlText w:val=""/>
+      <w:lvlJc w:val="left"/>
+      <w:pPr>
+        <w:tabs>
+          <w:tab w:val="num" w:pos="5760"/>
+        </w:tabs>
+        <w:ind w:left="5760" w:hanging="360"/>
+      </w:pPr>
+      <w:rPr>
+        <w:rFonts w:ascii="Wingdings" w:hAnsi="Wingdings" w:hint="default"/>
+        <w:sz w:val="20"/>
+      </w:rPr>
+    </w:lvl>
+    <w:lvl w:ilvl="8" w:tentative="1">
+      <w:start w:val="1"/>
+      <w:numFmt w:val="bullet"/>
+      <w:lvlText w:val=""/>
+      <w:lvlJc w:val="left"/>
+      <w:pPr>
+        <w:tabs>
+          <w:tab w:val="num" w:pos="6480"/>
+        </w:tabs>
+        <w:ind w:left="6480" w:hanging="360"/>
+      </w:pPr>
+      <w:rPr>
+        <w:rFonts w:ascii="Wingdings" w:hAnsi="Wingdings" w:hint="default"/>
+        <w:sz w:val="20"/>
+      </w:rPr>
+    </w:lvl>
+  </w:abstractNum>
+  <w:abstractNum w:abstractNumId="12" w15:restartNumberingAfterBreak="0">
     <w:nsid w:val="12EB00F6"/>
     <w:multiLevelType w:val="multilevel"/>
     <w:tmpl w:val="18166B8C"/>
@@ -6825,7 +6827,7 @@
       </w:rPr>
     </w:lvl>
   </w:abstractNum>
-  <w:abstractNum w:abstractNumId="12" w15:restartNumberingAfterBreak="0">
+  <w:abstractNum w:abstractNumId="13" w15:restartNumberingAfterBreak="0">
     <w:nsid w:val="15273018"/>
     <w:multiLevelType w:val="multilevel"/>
     <w:tmpl w:val="6A72FD74"/>
@@ -6974,7 +6976,7 @@
       </w:rPr>
     </w:lvl>
   </w:abstractNum>
-  <w:abstractNum w:abstractNumId="13" w15:restartNumberingAfterBreak="0">
+  <w:abstractNum w:abstractNumId="14" w15:restartNumberingAfterBreak="0">
     <w:nsid w:val="18DC5F71"/>
     <w:multiLevelType w:val="multilevel"/>
     <w:tmpl w:val="9C9A2CD2"/>
@@ -7123,7 +7125,7 @@
       </w:rPr>
     </w:lvl>
   </w:abstractNum>
-  <w:abstractNum w:abstractNumId="14" w15:restartNumberingAfterBreak="0">
+  <w:abstractNum w:abstractNumId="15" w15:restartNumberingAfterBreak="0">
     <w:nsid w:val="198544A7"/>
     <w:multiLevelType w:val="multilevel"/>
     <w:tmpl w:val="E300172E"/>
@@ -7272,7 +7274,7 @@
       </w:rPr>
     </w:lvl>
   </w:abstractNum>
-  <w:abstractNum w:abstractNumId="15" w15:restartNumberingAfterBreak="0">
+  <w:abstractNum w:abstractNumId="16" w15:restartNumberingAfterBreak="0">
     <w:nsid w:val="1C2570C5"/>
     <w:multiLevelType w:val="multilevel"/>
     <w:tmpl w:val="0C0C699C"/>
@@ -7421,7 +7423,7 @@
       </w:rPr>
     </w:lvl>
   </w:abstractNum>
-  <w:abstractNum w:abstractNumId="16" w15:restartNumberingAfterBreak="0">
+  <w:abstractNum w:abstractNumId="17" w15:restartNumberingAfterBreak="0">
     <w:nsid w:val="1F9A094F"/>
     <w:multiLevelType w:val="multilevel"/>
     <w:tmpl w:val="7A048872"/>
@@ -7570,7 +7572,7 @@
       </w:rPr>
     </w:lvl>
   </w:abstractNum>
-  <w:abstractNum w:abstractNumId="17" w15:restartNumberingAfterBreak="0">
+  <w:abstractNum w:abstractNumId="18" w15:restartNumberingAfterBreak="0">
     <w:nsid w:val="1FAA70D6"/>
     <w:multiLevelType w:val="multilevel"/>
     <w:tmpl w:val="0032B9D2"/>
@@ -7719,7 +7721,7 @@
       </w:rPr>
     </w:lvl>
   </w:abstractNum>
-  <w:abstractNum w:abstractNumId="18" w15:restartNumberingAfterBreak="0">
+  <w:abstractNum w:abstractNumId="19" w15:restartNumberingAfterBreak="0">
     <w:nsid w:val="238A29E3"/>
     <w:multiLevelType w:val="multilevel"/>
     <w:tmpl w:val="44B40D44"/>
@@ -7868,7 +7870,7 @@
       </w:rPr>
     </w:lvl>
   </w:abstractNum>
-  <w:abstractNum w:abstractNumId="19" w15:restartNumberingAfterBreak="0">
+  <w:abstractNum w:abstractNumId="20" w15:restartNumberingAfterBreak="0">
     <w:nsid w:val="2EB34D78"/>
     <w:multiLevelType w:val="multilevel"/>
     <w:tmpl w:val="6C58C720"/>
@@ -8017,7 +8019,7 @@
       </w:rPr>
     </w:lvl>
   </w:abstractNum>
-  <w:abstractNum w:abstractNumId="20" w15:restartNumberingAfterBreak="0">
+  <w:abstractNum w:abstractNumId="21" w15:restartNumberingAfterBreak="0">
     <w:nsid w:val="2F476DD7"/>
     <w:multiLevelType w:val="multilevel"/>
     <w:tmpl w:val="49E43A44"/>
@@ -8166,7 +8168,7 @@
       </w:rPr>
     </w:lvl>
   </w:abstractNum>
-  <w:abstractNum w:abstractNumId="21" w15:restartNumberingAfterBreak="0">
+  <w:abstractNum w:abstractNumId="22" w15:restartNumberingAfterBreak="0">
     <w:nsid w:val="2F772C38"/>
     <w:multiLevelType w:val="multilevel"/>
     <w:tmpl w:val="2E361B84"/>
@@ -8315,7 +8317,7 @@
       </w:rPr>
     </w:lvl>
   </w:abstractNum>
-  <w:abstractNum w:abstractNumId="22" w15:restartNumberingAfterBreak="0">
+  <w:abstractNum w:abstractNumId="23" w15:restartNumberingAfterBreak="0">
     <w:nsid w:val="31B52FDE"/>
     <w:multiLevelType w:val="multilevel"/>
     <w:tmpl w:val="063CAA18"/>
@@ -8464,7 +8466,7 @@
       </w:rPr>
     </w:lvl>
   </w:abstractNum>
-  <w:abstractNum w:abstractNumId="23" w15:restartNumberingAfterBreak="0">
+  <w:abstractNum w:abstractNumId="24" w15:restartNumberingAfterBreak="0">
     <w:nsid w:val="33EA5A25"/>
     <w:multiLevelType w:val="multilevel"/>
     <w:tmpl w:val="F466B5D8"/>
@@ -8613,7 +8615,7 @@
       </w:rPr>
     </w:lvl>
   </w:abstractNum>
-  <w:abstractNum w:abstractNumId="24" w15:restartNumberingAfterBreak="0">
+  <w:abstractNum w:abstractNumId="25" w15:restartNumberingAfterBreak="0">
     <w:nsid w:val="34833415"/>
     <w:multiLevelType w:val="multilevel"/>
     <w:tmpl w:val="B4326942"/>
@@ -8762,7 +8764,7 @@
       </w:rPr>
     </w:lvl>
   </w:abstractNum>
-  <w:abstractNum w:abstractNumId="25" w15:restartNumberingAfterBreak="0">
+  <w:abstractNum w:abstractNumId="26" w15:restartNumberingAfterBreak="0">
     <w:nsid w:val="37086888"/>
     <w:multiLevelType w:val="multilevel"/>
     <w:tmpl w:val="D8B2B894"/>
@@ -8911,7 +8913,7 @@
       </w:rPr>
     </w:lvl>
   </w:abstractNum>
-  <w:abstractNum w:abstractNumId="26" w15:restartNumberingAfterBreak="0">
+  <w:abstractNum w:abstractNumId="27" w15:restartNumberingAfterBreak="0">
     <w:nsid w:val="39CF79E3"/>
     <w:multiLevelType w:val="multilevel"/>
     <w:tmpl w:val="AE5A2C34"/>
@@ -9060,7 +9062,7 @@
       </w:rPr>
     </w:lvl>
   </w:abstractNum>
-  <w:abstractNum w:abstractNumId="27" w15:restartNumberingAfterBreak="0">
+  <w:abstractNum w:abstractNumId="28" w15:restartNumberingAfterBreak="0">
     <w:nsid w:val="3A4B1752"/>
     <w:multiLevelType w:val="multilevel"/>
     <w:tmpl w:val="B2948C1E"/>
@@ -9209,7 +9211,120 @@
       </w:rPr>
     </w:lvl>
   </w:abstractNum>
-  <w:abstractNum w:abstractNumId="28" w15:restartNumberingAfterBreak="0">
+  <w:abstractNum w:abstractNumId="29" w15:restartNumberingAfterBreak="0">
+    <w:nsid w:val="3CEF526A"/>
+    <w:multiLevelType w:val="hybridMultilevel"/>
+    <w:tmpl w:val="C92E779C"/>
+    <w:lvl w:ilvl="0" w:tplc="10000001">
+      <w:start w:val="1"/>
+      <w:numFmt w:val="bullet"/>
+      <w:lvlText w:val=""/>
+      <w:lvlJc w:val="left"/>
+      <w:pPr>
+        <w:ind w:left="720" w:hanging="360"/>
+      </w:pPr>
+      <w:rPr>
+        <w:rFonts w:ascii="Symbol" w:hAnsi="Symbol" w:hint="default"/>
+      </w:rPr>
+    </w:lvl>
+    <w:lvl w:ilvl="1" w:tplc="10000003" w:tentative="1">
+      <w:start w:val="1"/>
+      <w:numFmt w:val="bullet"/>
+      <w:lvlText w:val="o"/>
+      <w:lvlJc w:val="left"/>
+      <w:pPr>
+        <w:ind w:left="1440" w:hanging="360"/>
+      </w:pPr>
+      <w:rPr>
+        <w:rFonts w:ascii="Courier New" w:hAnsi="Courier New" w:cs="Courier New" w:hint="default"/>
+      </w:rPr>
+    </w:lvl>
+    <w:lvl w:ilvl="2" w:tplc="10000005" w:tentative="1">
+      <w:start w:val="1"/>
+      <w:numFmt w:val="bullet"/>
+      <w:lvlText w:val=""/>
+      <w:lvlJc w:val="left"/>
+      <w:pPr>
+        <w:ind w:left="2160" w:hanging="360"/>
+      </w:pPr>
+      <w:rPr>
+        <w:rFonts w:ascii="Wingdings" w:hAnsi="Wingdings" w:hint="default"/>
+      </w:rPr>
+    </w:lvl>
+    <w:lvl w:ilvl="3" w:tplc="10000001" w:tentative="1">
+      <w:start w:val="1"/>
+      <w:numFmt w:val="bullet"/>
+      <w:lvlText w:val=""/>
+      <w:lvlJc w:val="left"/>
+      <w:pPr>
+        <w:ind w:left="2880" w:hanging="360"/>
+      </w:pPr>
+      <w:rPr>
+        <w:rFonts w:ascii="Symbol" w:hAnsi="Symbol" w:hint="default"/>
+      </w:rPr>
+    </w:lvl>
+    <w:lvl w:ilvl="4" w:tplc="10000003" w:tentative="1">
+      <w:start w:val="1"/>
+      <w:numFmt w:val="bullet"/>
+      <w:lvlText w:val="o"/>
+      <w:lvlJc w:val="left"/>
+      <w:pPr>
+        <w:ind w:left="3600" w:hanging="360"/>
+      </w:pPr>
+      <w:rPr>
+        <w:rFonts w:ascii="Courier New" w:hAnsi="Courier New" w:cs="Courier New" w:hint="default"/>
+      </w:rPr>
+    </w:lvl>
+    <w:lvl w:ilvl="5" w:tplc="10000005" w:tentative="1">
+      <w:start w:val="1"/>
+      <w:numFmt w:val="bullet"/>
+      <w:lvlText w:val=""/>
+      <w:lvlJc w:val="left"/>
+      <w:pPr>
+        <w:ind w:left="4320" w:hanging="360"/>
+      </w:pPr>
+      <w:rPr>
+        <w:rFonts w:ascii="Wingdings" w:hAnsi="Wingdings" w:hint="default"/>
+      </w:rPr>
+    </w:lvl>
+    <w:lvl w:ilvl="6" w:tplc="10000001" w:tentative="1">
+      <w:start w:val="1"/>
+      <w:numFmt w:val="bullet"/>
+      <w:lvlText w:val=""/>
+      <w:lvlJc w:val="left"/>
+      <w:pPr>
+        <w:ind w:left="5040" w:hanging="360"/>
+      </w:pPr>
+      <w:rPr>
+        <w:rFonts w:ascii="Symbol" w:hAnsi="Symbol" w:hint="default"/>
+      </w:rPr>
+    </w:lvl>
+    <w:lvl w:ilvl="7" w:tplc="10000003" w:tentative="1">
+      <w:start w:val="1"/>
+      <w:numFmt w:val="bullet"/>
+      <w:lvlText w:val="o"/>
+      <w:lvlJc w:val="left"/>
+      <w:pPr>
+        <w:ind w:left="5760" w:hanging="360"/>
+      </w:pPr>
+      <w:rPr>
+        <w:rFonts w:ascii="Courier New" w:hAnsi="Courier New" w:cs="Courier New" w:hint="default"/>
+      </w:rPr>
+    </w:lvl>
+    <w:lvl w:ilvl="8" w:tplc="10000005" w:tentative="1">
+      <w:start w:val="1"/>
+      <w:numFmt w:val="bullet"/>
+      <w:lvlText w:val=""/>
+      <w:lvlJc w:val="left"/>
+      <w:pPr>
+        <w:ind w:left="6480" w:hanging="360"/>
+      </w:pPr>
+      <w:rPr>
+        <w:rFonts w:ascii="Wingdings" w:hAnsi="Wingdings" w:hint="default"/>
+      </w:rPr>
+    </w:lvl>
+  </w:abstractNum>
+  <w:abstractNum w:abstractNumId="30" w15:restartNumberingAfterBreak="0">
     <w:nsid w:val="3F0319AF"/>
     <w:multiLevelType w:val="multilevel"/>
     <w:tmpl w:val="0C0216E2"/>
@@ -9358,7 +9473,7 @@
       </w:rPr>
     </w:lvl>
   </w:abstractNum>
-  <w:abstractNum w:abstractNumId="29" w15:restartNumberingAfterBreak="0">
+  <w:abstractNum w:abstractNumId="31" w15:restartNumberingAfterBreak="0">
     <w:nsid w:val="424C2EF6"/>
     <w:multiLevelType w:val="multilevel"/>
     <w:tmpl w:val="8FFE74EA"/>
@@ -9475,7 +9590,7 @@
       </w:pPr>
     </w:lvl>
   </w:abstractNum>
-  <w:abstractNum w:abstractNumId="30" w15:restartNumberingAfterBreak="0">
+  <w:abstractNum w:abstractNumId="32" w15:restartNumberingAfterBreak="0">
     <w:nsid w:val="44787CF1"/>
     <w:multiLevelType w:val="multilevel"/>
     <w:tmpl w:val="EE328E02"/>
@@ -9624,7 +9739,7 @@
       </w:rPr>
     </w:lvl>
   </w:abstractNum>
-  <w:abstractNum w:abstractNumId="31" w15:restartNumberingAfterBreak="0">
+  <w:abstractNum w:abstractNumId="33" w15:restartNumberingAfterBreak="0">
     <w:nsid w:val="50341DB8"/>
     <w:multiLevelType w:val="multilevel"/>
     <w:tmpl w:val="B4AA53C6"/>
@@ -9773,7 +9888,7 @@
       </w:rPr>
     </w:lvl>
   </w:abstractNum>
-  <w:abstractNum w:abstractNumId="32" w15:restartNumberingAfterBreak="0">
+  <w:abstractNum w:abstractNumId="34" w15:restartNumberingAfterBreak="0">
     <w:nsid w:val="52AD7B33"/>
     <w:multiLevelType w:val="multilevel"/>
     <w:tmpl w:val="4C12B7FA"/>
@@ -9922,7 +10037,7 @@
       </w:rPr>
     </w:lvl>
   </w:abstractNum>
-  <w:abstractNum w:abstractNumId="33" w15:restartNumberingAfterBreak="0">
+  <w:abstractNum w:abstractNumId="35" w15:restartNumberingAfterBreak="0">
     <w:nsid w:val="53424604"/>
     <w:multiLevelType w:val="multilevel"/>
     <w:tmpl w:val="9ED02AC6"/>
@@ -10071,7 +10186,7 @@
       </w:rPr>
     </w:lvl>
   </w:abstractNum>
-  <w:abstractNum w:abstractNumId="34" w15:restartNumberingAfterBreak="0">
+  <w:abstractNum w:abstractNumId="36" w15:restartNumberingAfterBreak="0">
     <w:nsid w:val="55C81070"/>
     <w:multiLevelType w:val="multilevel"/>
     <w:tmpl w:val="87C876C6"/>
@@ -10220,7 +10335,7 @@
       </w:rPr>
     </w:lvl>
   </w:abstractNum>
-  <w:abstractNum w:abstractNumId="35" w15:restartNumberingAfterBreak="0">
+  <w:abstractNum w:abstractNumId="37" w15:restartNumberingAfterBreak="0">
     <w:nsid w:val="599439B0"/>
     <w:multiLevelType w:val="multilevel"/>
     <w:tmpl w:val="C77A1A96"/>
@@ -10369,7 +10484,7 @@
       </w:rPr>
     </w:lvl>
   </w:abstractNum>
-  <w:abstractNum w:abstractNumId="36" w15:restartNumberingAfterBreak="0">
+  <w:abstractNum w:abstractNumId="38" w15:restartNumberingAfterBreak="0">
     <w:nsid w:val="5EFB183F"/>
     <w:multiLevelType w:val="multilevel"/>
     <w:tmpl w:val="C8E6B6FA"/>
@@ -10518,7 +10633,7 @@
       </w:rPr>
     </w:lvl>
   </w:abstractNum>
-  <w:abstractNum w:abstractNumId="37" w15:restartNumberingAfterBreak="0">
+  <w:abstractNum w:abstractNumId="39" w15:restartNumberingAfterBreak="0">
     <w:nsid w:val="60B674B4"/>
     <w:multiLevelType w:val="multilevel"/>
     <w:tmpl w:val="E81AD698"/>
@@ -10667,7 +10782,7 @@
       </w:rPr>
     </w:lvl>
   </w:abstractNum>
-  <w:abstractNum w:abstractNumId="38" w15:restartNumberingAfterBreak="0">
+  <w:abstractNum w:abstractNumId="40" w15:restartNumberingAfterBreak="0">
     <w:nsid w:val="613D34DA"/>
     <w:multiLevelType w:val="multilevel"/>
     <w:tmpl w:val="90C67AE2"/>
@@ -10816,7 +10931,7 @@
       </w:rPr>
     </w:lvl>
   </w:abstractNum>
-  <w:abstractNum w:abstractNumId="39" w15:restartNumberingAfterBreak="0">
+  <w:abstractNum w:abstractNumId="41" w15:restartNumberingAfterBreak="0">
     <w:nsid w:val="617D53B8"/>
     <w:multiLevelType w:val="multilevel"/>
     <w:tmpl w:val="1C509BA8"/>
@@ -10965,7 +11080,7 @@
       </w:rPr>
     </w:lvl>
   </w:abstractNum>
-  <w:abstractNum w:abstractNumId="40" w15:restartNumberingAfterBreak="0">
+  <w:abstractNum w:abstractNumId="42" w15:restartNumberingAfterBreak="0">
     <w:nsid w:val="649440E5"/>
     <w:multiLevelType w:val="multilevel"/>
     <w:tmpl w:val="B0147022"/>
@@ -11114,7 +11229,7 @@
       </w:rPr>
     </w:lvl>
   </w:abstractNum>
-  <w:abstractNum w:abstractNumId="41" w15:restartNumberingAfterBreak="0">
+  <w:abstractNum w:abstractNumId="43" w15:restartNumberingAfterBreak="0">
     <w:nsid w:val="674C1B4F"/>
     <w:multiLevelType w:val="multilevel"/>
     <w:tmpl w:val="A0CE6F18"/>
@@ -11263,7 +11378,7 @@
       </w:rPr>
     </w:lvl>
   </w:abstractNum>
-  <w:abstractNum w:abstractNumId="42" w15:restartNumberingAfterBreak="0">
+  <w:abstractNum w:abstractNumId="44" w15:restartNumberingAfterBreak="0">
     <w:nsid w:val="6B4D4977"/>
     <w:multiLevelType w:val="multilevel"/>
     <w:tmpl w:val="41A60A80"/>
@@ -11412,7 +11527,7 @@
       </w:rPr>
     </w:lvl>
   </w:abstractNum>
-  <w:abstractNum w:abstractNumId="43" w15:restartNumberingAfterBreak="0">
+  <w:abstractNum w:abstractNumId="45" w15:restartNumberingAfterBreak="0">
     <w:nsid w:val="6F9C7FE1"/>
     <w:multiLevelType w:val="multilevel"/>
     <w:tmpl w:val="5644C482"/>
@@ -11561,7 +11676,7 @@
       </w:rPr>
     </w:lvl>
   </w:abstractNum>
-  <w:abstractNum w:abstractNumId="44" w15:restartNumberingAfterBreak="0">
+  <w:abstractNum w:abstractNumId="46" w15:restartNumberingAfterBreak="0">
     <w:nsid w:val="72AD3480"/>
     <w:multiLevelType w:val="multilevel"/>
     <w:tmpl w:val="7F72C102"/>
@@ -11710,7 +11825,7 @@
       </w:rPr>
     </w:lvl>
   </w:abstractNum>
-  <w:abstractNum w:abstractNumId="45" w15:restartNumberingAfterBreak="0">
+  <w:abstractNum w:abstractNumId="47" w15:restartNumberingAfterBreak="0">
     <w:nsid w:val="73DC7E19"/>
     <w:multiLevelType w:val="multilevel"/>
     <w:tmpl w:val="8D187B4E"/>
@@ -11859,7 +11974,7 @@
       </w:rPr>
     </w:lvl>
   </w:abstractNum>
-  <w:abstractNum w:abstractNumId="46" w15:restartNumberingAfterBreak="0">
+  <w:abstractNum w:abstractNumId="48" w15:restartNumberingAfterBreak="0">
     <w:nsid w:val="79726C30"/>
     <w:multiLevelType w:val="multilevel"/>
     <w:tmpl w:val="95069A48"/>
@@ -12008,7 +12123,7 @@
       </w:rPr>
     </w:lvl>
   </w:abstractNum>
-  <w:abstractNum w:abstractNumId="47" w15:restartNumberingAfterBreak="0">
+  <w:abstractNum w:abstractNumId="49" w15:restartNumberingAfterBreak="0">
     <w:nsid w:val="7C5C24F2"/>
     <w:multiLevelType w:val="multilevel"/>
     <w:tmpl w:val="010EF5AA"/>
@@ -12157,7 +12272,7 @@
       </w:rPr>
     </w:lvl>
   </w:abstractNum>
-  <w:abstractNum w:abstractNumId="48" w15:restartNumberingAfterBreak="0">
+  <w:abstractNum w:abstractNumId="50" w15:restartNumberingAfterBreak="0">
     <w:nsid w:val="7EEA34D7"/>
     <w:multiLevelType w:val="multilevel"/>
     <w:tmpl w:val="B322D7CA"/>
@@ -12334,124 +12449,130 @@
     <w:abstractNumId w:val="0"/>
   </w:num>
   <w:num w:numId="10" w16cid:durableId="2092769096">
-    <w:abstractNumId w:val="15"/>
+    <w:abstractNumId w:val="16"/>
   </w:num>
   <w:num w:numId="11" w16cid:durableId="1395617115">
-    <w:abstractNumId w:val="25"/>
+    <w:abstractNumId w:val="26"/>
   </w:num>
   <w:num w:numId="12" w16cid:durableId="111487232">
-    <w:abstractNumId w:val="44"/>
+    <w:abstractNumId w:val="46"/>
   </w:num>
   <w:num w:numId="13" w16cid:durableId="1859080208">
-    <w:abstractNumId w:val="13"/>
+    <w:abstractNumId w:val="14"/>
   </w:num>
   <w:num w:numId="14" w16cid:durableId="527136244">
-    <w:abstractNumId w:val="46"/>
+    <w:abstractNumId w:val="48"/>
   </w:num>
   <w:num w:numId="15" w16cid:durableId="841701036">
-    <w:abstractNumId w:val="11"/>
+    <w:abstractNumId w:val="12"/>
   </w:num>
   <w:num w:numId="16" w16cid:durableId="1464888017">
-    <w:abstractNumId w:val="38"/>
+    <w:abstractNumId w:val="40"/>
   </w:num>
   <w:num w:numId="17" w16cid:durableId="523398224">
-    <w:abstractNumId w:val="31"/>
+    <w:abstractNumId w:val="33"/>
   </w:num>
   <w:num w:numId="18" w16cid:durableId="592323701">
     <w:abstractNumId w:val="10"/>
   </w:num>
   <w:num w:numId="19" w16cid:durableId="988948332">
-    <w:abstractNumId w:val="33"/>
+    <w:abstractNumId w:val="35"/>
   </w:num>
   <w:num w:numId="20" w16cid:durableId="1271741448">
     <w:abstractNumId w:val="9"/>
   </w:num>
   <w:num w:numId="21" w16cid:durableId="875315284">
+    <w:abstractNumId w:val="45"/>
+  </w:num>
+  <w:num w:numId="22" w16cid:durableId="1702364869">
+    <w:abstractNumId w:val="21"/>
+  </w:num>
+  <w:num w:numId="23" w16cid:durableId="175466021">
+    <w:abstractNumId w:val="38"/>
+  </w:num>
+  <w:num w:numId="24" w16cid:durableId="116606607">
+    <w:abstractNumId w:val="23"/>
+  </w:num>
+  <w:num w:numId="25" w16cid:durableId="230506285">
+    <w:abstractNumId w:val="30"/>
+  </w:num>
+  <w:num w:numId="26" w16cid:durableId="447162944">
+    <w:abstractNumId w:val="18"/>
+  </w:num>
+  <w:num w:numId="27" w16cid:durableId="2012826958">
+    <w:abstractNumId w:val="36"/>
+  </w:num>
+  <w:num w:numId="28" w16cid:durableId="360739522">
+    <w:abstractNumId w:val="19"/>
+  </w:num>
+  <w:num w:numId="29" w16cid:durableId="1513762592">
+    <w:abstractNumId w:val="31"/>
+  </w:num>
+  <w:num w:numId="30" w16cid:durableId="1002053235">
     <w:abstractNumId w:val="43"/>
   </w:num>
-  <w:num w:numId="22" w16cid:durableId="1702364869">
+  <w:num w:numId="31" w16cid:durableId="123088620">
+    <w:abstractNumId w:val="39"/>
+  </w:num>
+  <w:num w:numId="32" w16cid:durableId="1910461210">
+    <w:abstractNumId w:val="17"/>
+  </w:num>
+  <w:num w:numId="33" w16cid:durableId="1994750453">
+    <w:abstractNumId w:val="50"/>
+  </w:num>
+  <w:num w:numId="34" w16cid:durableId="287978820">
+    <w:abstractNumId w:val="27"/>
+  </w:num>
+  <w:num w:numId="35" w16cid:durableId="1678655399">
+    <w:abstractNumId w:val="15"/>
+  </w:num>
+  <w:num w:numId="36" w16cid:durableId="1328754296">
+    <w:abstractNumId w:val="24"/>
+  </w:num>
+  <w:num w:numId="37" w16cid:durableId="403527370">
+    <w:abstractNumId w:val="37"/>
+  </w:num>
+  <w:num w:numId="38" w16cid:durableId="58793688">
+    <w:abstractNumId w:val="28"/>
+  </w:num>
+  <w:num w:numId="39" w16cid:durableId="14575283">
+    <w:abstractNumId w:val="49"/>
+  </w:num>
+  <w:num w:numId="40" w16cid:durableId="1956061699">
+    <w:abstractNumId w:val="22"/>
+  </w:num>
+  <w:num w:numId="41" w16cid:durableId="1946839175">
+    <w:abstractNumId w:val="47"/>
+  </w:num>
+  <w:num w:numId="42" w16cid:durableId="1127161439">
+    <w:abstractNumId w:val="32"/>
+  </w:num>
+  <w:num w:numId="43" w16cid:durableId="239145883">
+    <w:abstractNumId w:val="41"/>
+  </w:num>
+  <w:num w:numId="44" w16cid:durableId="515656664">
+    <w:abstractNumId w:val="42"/>
+  </w:num>
+  <w:num w:numId="45" w16cid:durableId="1382558781">
+    <w:abstractNumId w:val="34"/>
+  </w:num>
+  <w:num w:numId="46" w16cid:durableId="688457015">
+    <w:abstractNumId w:val="44"/>
+  </w:num>
+  <w:num w:numId="47" w16cid:durableId="1207989226">
+    <w:abstractNumId w:val="25"/>
+  </w:num>
+  <w:num w:numId="48" w16cid:durableId="1391689159">
     <w:abstractNumId w:val="20"/>
   </w:num>
-  <w:num w:numId="23" w16cid:durableId="175466021">
-    <w:abstractNumId w:val="36"/>
+  <w:num w:numId="49" w16cid:durableId="167334225">
+    <w:abstractNumId w:val="13"/>
   </w:num>
-  <w:num w:numId="24" w16cid:durableId="116606607">
-    <w:abstractNumId w:val="22"/>
+  <w:num w:numId="50" w16cid:durableId="837890325">
+    <w:abstractNumId w:val="11"/>
   </w:num>
-  <w:num w:numId="25" w16cid:durableId="230506285">
-    <w:abstractNumId w:val="28"/>
-  </w:num>
-  <w:num w:numId="26" w16cid:durableId="447162944">
-    <w:abstractNumId w:val="17"/>
-  </w:num>
-  <w:num w:numId="27" w16cid:durableId="2012826958">
-    <w:abstractNumId w:val="34"/>
-  </w:num>
-  <w:num w:numId="28" w16cid:durableId="360739522">
-    <w:abstractNumId w:val="18"/>
-  </w:num>
-  <w:num w:numId="29" w16cid:durableId="1513762592">
+  <w:num w:numId="51" w16cid:durableId="121656440">
     <w:abstractNumId w:val="29"/>
-  </w:num>
-  <w:num w:numId="30" w16cid:durableId="1002053235">
-    <w:abstractNumId w:val="41"/>
-  </w:num>
-  <w:num w:numId="31" w16cid:durableId="123088620">
-    <w:abstractNumId w:val="37"/>
-  </w:num>
-  <w:num w:numId="32" w16cid:durableId="1910461210">
-    <w:abstractNumId w:val="16"/>
-  </w:num>
-  <w:num w:numId="33" w16cid:durableId="1994750453">
-    <w:abstractNumId w:val="48"/>
-  </w:num>
-  <w:num w:numId="34" w16cid:durableId="287978820">
-    <w:abstractNumId w:val="26"/>
-  </w:num>
-  <w:num w:numId="35" w16cid:durableId="1678655399">
-    <w:abstractNumId w:val="14"/>
-  </w:num>
-  <w:num w:numId="36" w16cid:durableId="1328754296">
-    <w:abstractNumId w:val="23"/>
-  </w:num>
-  <w:num w:numId="37" w16cid:durableId="403527370">
-    <w:abstractNumId w:val="35"/>
-  </w:num>
-  <w:num w:numId="38" w16cid:durableId="58793688">
-    <w:abstractNumId w:val="27"/>
-  </w:num>
-  <w:num w:numId="39" w16cid:durableId="14575283">
-    <w:abstractNumId w:val="47"/>
-  </w:num>
-  <w:num w:numId="40" w16cid:durableId="1956061699">
-    <w:abstractNumId w:val="21"/>
-  </w:num>
-  <w:num w:numId="41" w16cid:durableId="1946839175">
-    <w:abstractNumId w:val="45"/>
-  </w:num>
-  <w:num w:numId="42" w16cid:durableId="1127161439">
-    <w:abstractNumId w:val="30"/>
-  </w:num>
-  <w:num w:numId="43" w16cid:durableId="239145883">
-    <w:abstractNumId w:val="39"/>
-  </w:num>
-  <w:num w:numId="44" w16cid:durableId="515656664">
-    <w:abstractNumId w:val="40"/>
-  </w:num>
-  <w:num w:numId="45" w16cid:durableId="1382558781">
-    <w:abstractNumId w:val="32"/>
-  </w:num>
-  <w:num w:numId="46" w16cid:durableId="688457015">
-    <w:abstractNumId w:val="42"/>
-  </w:num>
-  <w:num w:numId="47" w16cid:durableId="1207989226">
-    <w:abstractNumId w:val="24"/>
-  </w:num>
-  <w:num w:numId="48" w16cid:durableId="1391689159">
-    <w:abstractNumId w:val="19"/>
-  </w:num>
-  <w:num w:numId="49" w16cid:durableId="167334225">
-    <w:abstractNumId w:val="12"/>
   </w:num>
 </w:numbering>
 </file>
@@ -23849,7 +23970,6 @@
       <w:rFonts w:ascii="Times New Roman" w:eastAsia="Times New Roman" w:hAnsi="Times New Roman" w:cs="Times New Roman"/>
       <w:sz w:val="24"/>
       <w:szCs w:val="24"/>
-      <w:lang/>
     </w:rPr>
   </w:style>
   <w:style w:type="character" w:styleId="Marquedecommentaire">
